--- a/documentation/IoT-fish-tank-plan.docx
+++ b/documentation/IoT-fish-tank-plan.docx
@@ -47,7 +47,7 @@
         <w:t xml:space="preserve">IoT-fish-tank-plan</w:t>
       </w:r>
       <w:r>
-        <w:t xml:space="preserve"> · Phiên bản 1.0 · Cập nhật ngày 29/10/2026 · Ngôn ngữ: Tiếng Việt</w:t>
+        <w:t xml:space="preserve"> · Phiên bản 1.1 · Cập nhật ngày 29/10/2026 · Ngôn ngữ: Tiếng Việt</w:t>
       </w:r>
     </w:p>
     <w:p>
@@ -349,6 +349,29 @@
       </w:r>
       <w:r>
         <w:t xml:space="preserve">). Chưa đạt thì chưa sang giai đoạn sau.</w:t>
+      </w:r>
+    </w:p>
+    <w:p>
+      <w:pPr>
+        <w:pStyle w:val="ListParagraph"/>
+        <w:numPr>
+          <w:ilvl w:val="0"/>
+          <w:numId w:val="2"/>
+        </w:numPr>
+        <w:spacing w:after="50"/>
+      </w:pPr>
+      <w:r>
+        <w:t xml:space="preserve">Mọi tệp mới liên quan đến dự án phải được lưu vào đúng thư mục của kho GitHub theo cây thư mục ở mục </w:t>
+      </w:r>
+      <w:r>
+        <w:rPr>
+          <w:b/>
+          <w:bCs/>
+        </w:rPr>
+        <w:t xml:space="preserve">A6</w:t>
+      </w:r>
+      <w:r>
+        <w:t xml:space="preserve">. Khi tạo tệp, AI/agent phải nêu đường dẫn đích và nhắc nhóm commit (hoặc tự commit nếu có công cụ).</w:t>
       </w:r>
     </w:p>
     <w:p>
@@ -1109,19 +1132,28 @@
     </w:p>
     <w:p>
       <w:pPr>
-        <w:pStyle w:val="Heading1"/>
-        <w:pageBreakBefore/>
-      </w:pPr>
-      <w:r>
-        <w:t xml:space="preserve">B. Tóm tắt dự án</w:t>
-      </w:r>
-    </w:p>
-    <w:p>
-      <w:pPr>
         <w:pStyle w:val="Heading2"/>
       </w:pPr>
       <w:r>
-        <w:t xml:space="preserve">B1. Thông tin cơ bản</w:t>
+        <w:t xml:space="preserve">A6. Kho GitHub, cấu trúc thư mục và quy tắc lưu tệp</w:t>
+      </w:r>
+    </w:p>
+    <w:p>
+      <w:pPr>
+        <w:spacing w:after="100"/>
+      </w:pPr>
+      <w:r>
+        <w:t xml:space="preserve">Mọi tệp của dự án (code, web, sơ đồ, ảnh kết quả, báo cáo) phải được lưu vào kho GitHub của nhóm theo đúng cây thư mục dưới đây. Kho này là </w:t>
+      </w:r>
+      <w:r>
+        <w:rPr>
+          <w:b/>
+          <w:bCs/>
+        </w:rPr>
+        <w:t xml:space="preserve">công khai</w:t>
+      </w:r>
+      <w:r>
+        <w:t xml:space="preserve">: không bao giờ đưa bí mật vào.</w:t>
       </w:r>
     </w:p>
     <w:tbl>
@@ -1205,7 +1237,7 @@
                 <w:sz w:val="18"/>
                 <w:szCs w:val="18"/>
               </w:rPr>
-              <w:t xml:space="preserve">Nội dung</w:t>
+              <w:t xml:space="preserve">Giá trị</w:t>
             </w:r>
           </w:p>
         </w:tc>
@@ -1239,7 +1271,7 @@
                 <w:sz w:val="18"/>
                 <w:szCs w:val="18"/>
               </w:rPr>
-              <w:t xml:space="preserve">Tên dự án</w:t>
+              <w:t xml:space="preserve">Kho GitHub (xem trên web)</w:t>
             </w:r>
           </w:p>
         </w:tc>
@@ -1263,13 +1295,17 @@
             <w:pPr>
               <w:spacing w:after="20"/>
             </w:pPr>
-            <w:r>
-              <w:rPr>
-                <w:sz w:val="18"/>
-                <w:szCs w:val="18"/>
-              </w:rPr>
-              <w:t xml:space="preserve">Hệ thống quản lý bể cá thông minh (IoT-fish-tank)</w:t>
-            </w:r>
+            <w:hyperlink r:id="rIdGH1" w:history="1">
+              <w:r>
+                <w:rPr>
+                  <w:color w:val="0563C1"/>
+                  <w:u w:val="single"/>
+                  <w:sz w:val="18"/>
+                  <w:szCs w:val="18"/>
+                </w:rPr>
+                <w:t xml:space="preserve">https://github.com/hopbutbear-nam/smart-fish-tank</w:t>
+              </w:r>
+            </w:hyperlink>
           </w:p>
         </w:tc>
       </w:tr>
@@ -1302,7 +1338,7 @@
                 <w:sz w:val="18"/>
                 <w:szCs w:val="18"/>
               </w:rPr>
-              <w:t xml:space="preserve">Loại</w:t>
+              <w:t xml:space="preserve">Địa chỉ clone (git)</w:t>
             </w:r>
           </w:p>
         </w:tc>
@@ -1328,10 +1364,12 @@
             </w:pPr>
             <w:r>
               <w:rPr>
-                <w:sz w:val="18"/>
-                <w:szCs w:val="18"/>
-              </w:rPr>
-              <w:t xml:space="preserve">Đề tài IoT do một nhóm sinh viên thực hiện</w:t>
+                <w:rFonts w:ascii="Courier New" w:cs="Courier New" w:eastAsia="Courier New" w:hAnsi="Courier New"/>
+                <w:sz w:val="16"/>
+                <w:szCs w:val="16"/>
+                <w:shd w:fill="EEEEEE" w:color="auto" w:val="clear"/>
+              </w:rPr>
+              <w:t xml:space="preserve">https://github.com/hopbutbear-nam/smart-fish-tank.git</w:t>
             </w:r>
           </w:p>
         </w:tc>
@@ -1365,7 +1403,7 @@
                 <w:sz w:val="18"/>
                 <w:szCs w:val="18"/>
               </w:rPr>
-              <w:t xml:space="preserve">Mô tả ngắn</w:t>
+              <w:t xml:space="preserve">Tài khoản và kho</w:t>
             </w:r>
           </w:p>
         </w:tc>
@@ -1394,7 +1432,7 @@
                 <w:sz w:val="18"/>
                 <w:szCs w:val="18"/>
               </w:rPr>
-              <w:t xml:space="preserve">Bộ kit ESP32 đọc nhiệt độ, pH, độ đục, mực nước của bể cá; cho ăn bằng servo; còi cảnh báo tại chỗ; gửi dữ liệu qua WiFi lên cloud để chủ bể đi xa vẫn theo dõi và điều khiển qua web.</w:t>
+              <w:t xml:space="preserve">hopbutbear-nam / smart-fish-tank (kho công khai)</w:t>
             </w:r>
           </w:p>
         </w:tc>
@@ -1428,7 +1466,7 @@
                 <w:sz w:val="18"/>
                 <w:szCs w:val="18"/>
               </w:rPr>
-              <w:t xml:space="preserve">Nền tảng chốt</w:t>
+              <w:t xml:space="preserve">Thư mục kho trên máy của nhóm</w:t>
             </w:r>
           </w:p>
         </w:tc>
@@ -1454,10 +1492,19 @@
             </w:pPr>
             <w:r>
               <w:rPr>
-                <w:sz w:val="18"/>
-                <w:szCs w:val="18"/>
-              </w:rPr>
-              <w:t xml:space="preserve">ESP32 (firmware tự viết) + EMQX Cloud Serverless (MQTT) + web tĩnh (HTML/CSS/JS). Không có server backend riêng.</w:t>
+                <w:rFonts w:ascii="Courier New" w:cs="Courier New" w:eastAsia="Courier New" w:hAnsi="Courier New"/>
+                <w:sz w:val="16"/>
+                <w:szCs w:val="16"/>
+                <w:shd w:fill="EEEEEE" w:color="auto" w:val="clear"/>
+              </w:rPr>
+              <w:t xml:space="preserve">F:\IoT\smart-fish-tank\smart-fish-tank</w:t>
+            </w:r>
+            <w:r>
+              <w:rPr>
+                <w:sz w:val="18"/>
+                <w:szCs w:val="18"/>
+              </w:rPr>
+              <w:t xml:space="preserve"> (thư mục gốc của kho, nơi có thư mục ẩn .git; nếu lệnh git báo không phải kho thì CẦN XÁC NHẬN lại đường dẫn).</w:t>
             </w:r>
           </w:p>
         </w:tc>
@@ -1491,6 +1538,2966 @@
                 <w:sz w:val="18"/>
                 <w:szCs w:val="18"/>
               </w:rPr>
+              <w:t xml:space="preserve">GitHub Pages (dự kiến, Giai đoạn 6)</w:t>
+            </w:r>
+          </w:p>
+        </w:tc>
+        <w:tc>
+          <w:tcPr>
+            <w:tcW w:type="dxa" w:w="7497"/>
+            <w:tcBorders>
+              <w:top w:val="single" w:color="BFBFBF" w:sz="4"/>
+              <w:left w:val="single" w:color="BFBFBF" w:sz="4"/>
+              <w:bottom w:val="single" w:color="BFBFBF" w:sz="4"/>
+              <w:right w:val="single" w:color="BFBFBF" w:sz="4"/>
+            </w:tcBorders>
+            <w:tcMar>
+              <w:top w:type="dxa" w:w="40"/>
+              <w:left w:type="dxa" w:w="80"/>
+              <w:bottom w:type="dxa" w:w="40"/>
+              <w:right w:type="dxa" w:w="80"/>
+            </w:tcMar>
+          </w:tcPr>
+          <w:p>
+            <w:pPr>
+              <w:spacing w:after="20"/>
+            </w:pPr>
+            <w:hyperlink r:id="rIdGH2" w:history="1">
+              <w:r>
+                <w:rPr>
+                  <w:color w:val="0563C1"/>
+                  <w:u w:val="single"/>
+                  <w:sz w:val="18"/>
+                  <w:szCs w:val="18"/>
+                </w:rPr>
+                <w:t xml:space="preserve">https://hopbutbear-nam.github.io/smart-fish-tank/</w:t>
+              </w:r>
+            </w:hyperlink>
+            <w:r>
+              <w:rPr>
+                <w:sz w:val="18"/>
+                <w:szCs w:val="18"/>
+              </w:rPr>
+              <w:t xml:space="preserve"> (suy ra từ tên tài khoản; xác nhận ở T6.1).</w:t>
+            </w:r>
+          </w:p>
+        </w:tc>
+      </w:tr>
+    </w:tbl>
+    <w:p>
+      <w:pPr>
+        <w:spacing w:after="60"/>
+      </w:pPr>
+    </w:p>
+    <w:p>
+      <w:pPr>
+        <w:pStyle w:val="Heading3"/>
+      </w:pPr>
+      <w:r>
+        <w:t xml:space="preserve">Cấu trúc thư mục đầy đủ</w:t>
+      </w:r>
+    </w:p>
+    <w:p>
+      <w:pPr>
+        <w:shd w:fill="F3F3F3" w:color="auto" w:val="clear"/>
+        <w:spacing w:after="0" w:line="232"/>
+        <w:ind w:left="120"/>
+      </w:pPr>
+      <w:r>
+        <w:rPr>
+          <w:rFonts w:ascii="Courier New" w:cs="Courier New" w:eastAsia="Courier New" w:hAnsi="Courier New"/>
+          <w:sz w:val="17"/>
+          <w:szCs w:val="17"/>
+        </w:rPr>
+        <w:t xml:space="preserve">smart-fish-tank/                   (trên máy: F:\IoT\smart-fish-tank\smart-fish-tank)</w:t>
+      </w:r>
+    </w:p>
+    <w:p>
+      <w:pPr>
+        <w:shd w:fill="F3F3F3" w:color="auto" w:val="clear"/>
+        <w:spacing w:after="0" w:line="232"/>
+        <w:ind w:left="120"/>
+      </w:pPr>
+      <w:r>
+        <w:rPr>
+          <w:rFonts w:ascii="Courier New" w:cs="Courier New" w:eastAsia="Courier New" w:hAnsi="Courier New"/>
+          <w:sz w:val="17"/>
+          <w:szCs w:val="17"/>
+        </w:rPr>
+        <w:t xml:space="preserve">  .gitignore                       secrets.h, *.local.js, *.env, *.local.h</w:t>
+      </w:r>
+    </w:p>
+    <w:p>
+      <w:pPr>
+        <w:shd w:fill="F3F3F3" w:color="auto" w:val="clear"/>
+        <w:spacing w:after="0" w:line="232"/>
+        <w:ind w:left="120"/>
+      </w:pPr>
+      <w:r>
+        <w:rPr>
+          <w:rFonts w:ascii="Courier New" w:cs="Courier New" w:eastAsia="Courier New" w:hAnsi="Courier New"/>
+          <w:sz w:val="17"/>
+          <w:szCs w:val="17"/>
+        </w:rPr>
+        <w:t xml:space="preserve">  README.md                        mô tả, bảng tiến độ Giai đoạn 0 đến 8</w:t>
+      </w:r>
+    </w:p>
+    <w:p>
+      <w:pPr>
+        <w:shd w:fill="F3F3F3" w:color="auto" w:val="clear"/>
+        <w:spacing w:after="0" w:line="232"/>
+        <w:ind w:left="120"/>
+      </w:pPr>
+      <w:r>
+        <w:rPr>
+          <w:rFonts w:ascii="Courier New" w:cs="Courier New" w:eastAsia="Courier New" w:hAnsi="Courier New"/>
+          <w:sz w:val="17"/>
+          <w:szCs w:val="17"/>
+        </w:rPr>
+        <w:t xml:space="preserve">  firmware/</w:t>
+      </w:r>
+    </w:p>
+    <w:p>
+      <w:pPr>
+        <w:shd w:fill="F3F3F3" w:color="auto" w:val="clear"/>
+        <w:spacing w:after="0" w:line="232"/>
+        <w:ind w:left="120"/>
+      </w:pPr>
+      <w:r>
+        <w:rPr>
+          <w:rFonts w:ascii="Courier New" w:cs="Courier New" w:eastAsia="Courier New" w:hAnsi="Courier New"/>
+          <w:sz w:val="17"/>
+          <w:szCs w:val="17"/>
+        </w:rPr>
+        <w:t xml:space="preserve">    README.md</w:t>
+      </w:r>
+    </w:p>
+    <w:p>
+      <w:pPr>
+        <w:shd w:fill="F3F3F3" w:color="auto" w:val="clear"/>
+        <w:spacing w:after="0" w:line="232"/>
+        <w:ind w:left="120"/>
+      </w:pPr>
+      <w:r>
+        <w:rPr>
+          <w:rFonts w:ascii="Courier New" w:cs="Courier New" w:eastAsia="Courier New" w:hAnsi="Courier New"/>
+          <w:sz w:val="17"/>
+          <w:szCs w:val="17"/>
+        </w:rPr>
+        <w:t xml:space="preserve">    certs/                         emqx-ca.pem (công khai, được commit)</w:t>
+      </w:r>
+    </w:p>
+    <w:p>
+      <w:pPr>
+        <w:shd w:fill="F3F3F3" w:color="auto" w:val="clear"/>
+        <w:spacing w:after="0" w:line="232"/>
+        <w:ind w:left="120"/>
+      </w:pPr>
+      <w:r>
+        <w:rPr>
+          <w:rFonts w:ascii="Courier New" w:cs="Courier New" w:eastAsia="Courier New" w:hAnsi="Courier New"/>
+          <w:sz w:val="17"/>
+          <w:szCs w:val="17"/>
+        </w:rPr>
+        <w:t xml:space="preserve">    tests/                         bài thử từng thiết bị (GĐ 0 đến 2)</w:t>
+      </w:r>
+    </w:p>
+    <w:p>
+      <w:pPr>
+        <w:shd w:fill="F3F3F3" w:color="auto" w:val="clear"/>
+        <w:spacing w:after="0" w:line="232"/>
+        <w:ind w:left="120"/>
+      </w:pPr>
+      <w:r>
+        <w:rPr>
+          <w:rFonts w:ascii="Courier New" w:cs="Courier New" w:eastAsia="Courier New" w:hAnsi="Courier New"/>
+          <w:sz w:val="17"/>
+          <w:szCs w:val="17"/>
+        </w:rPr>
+        <w:t xml:space="preserve">      test1_blink/                 T0.1</w:t>
+      </w:r>
+    </w:p>
+    <w:p>
+      <w:pPr>
+        <w:shd w:fill="F3F3F3" w:color="auto" w:val="clear"/>
+        <w:spacing w:after="0" w:line="232"/>
+        <w:ind w:left="120"/>
+      </w:pPr>
+      <w:r>
+        <w:rPr>
+          <w:rFonts w:ascii="Courier New" w:cs="Courier New" w:eastAsia="Courier New" w:hAnsi="Courier New"/>
+          <w:sz w:val="17"/>
+          <w:szCs w:val="17"/>
+        </w:rPr>
+        <w:t xml:space="preserve">      test4_emqx/                  T1.6 đến T1.8 (xóa mật khẩu trước khi commit)</w:t>
+      </w:r>
+    </w:p>
+    <w:p>
+      <w:pPr>
+        <w:shd w:fill="F3F3F3" w:color="auto" w:val="clear"/>
+        <w:spacing w:after="0" w:line="232"/>
+        <w:ind w:left="120"/>
+      </w:pPr>
+      <w:r>
+        <w:rPr>
+          <w:rFonts w:ascii="Courier New" w:cs="Courier New" w:eastAsia="Courier New" w:hAnsi="Courier New"/>
+          <w:sz w:val="17"/>
+          <w:szCs w:val="17"/>
+        </w:rPr>
+        <w:t xml:space="preserve">      test_ds18b20/                T2.1</w:t>
+      </w:r>
+    </w:p>
+    <w:p>
+      <w:pPr>
+        <w:shd w:fill="F3F3F3" w:color="auto" w:val="clear"/>
+        <w:spacing w:after="0" w:line="232"/>
+        <w:ind w:left="120"/>
+      </w:pPr>
+      <w:r>
+        <w:rPr>
+          <w:rFonts w:ascii="Courier New" w:cs="Courier New" w:eastAsia="Courier New" w:hAnsi="Courier New"/>
+          <w:sz w:val="17"/>
+          <w:szCs w:val="17"/>
+        </w:rPr>
+        <w:t xml:space="preserve">      test_level/                  T2.2</w:t>
+      </w:r>
+    </w:p>
+    <w:p>
+      <w:pPr>
+        <w:shd w:fill="F3F3F3" w:color="auto" w:val="clear"/>
+        <w:spacing w:after="0" w:line="232"/>
+        <w:ind w:left="120"/>
+      </w:pPr>
+      <w:r>
+        <w:rPr>
+          <w:rFonts w:ascii="Courier New" w:cs="Courier New" w:eastAsia="Courier New" w:hAnsi="Courier New"/>
+          <w:sz w:val="17"/>
+          <w:szCs w:val="17"/>
+        </w:rPr>
+        <w:t xml:space="preserve">      test_analog/                 T2.3, T2.4</w:t>
+      </w:r>
+    </w:p>
+    <w:p>
+      <w:pPr>
+        <w:shd w:fill="F3F3F3" w:color="auto" w:val="clear"/>
+        <w:spacing w:after="0" w:line="232"/>
+        <w:ind w:left="120"/>
+      </w:pPr>
+      <w:r>
+        <w:rPr>
+          <w:rFonts w:ascii="Courier New" w:cs="Courier New" w:eastAsia="Courier New" w:hAnsi="Courier New"/>
+          <w:sz w:val="17"/>
+          <w:szCs w:val="17"/>
+        </w:rPr>
+        <w:t xml:space="preserve">      test_servo/                  T2.5, T2.6</w:t>
+      </w:r>
+    </w:p>
+    <w:p>
+      <w:pPr>
+        <w:shd w:fill="F3F3F3" w:color="auto" w:val="clear"/>
+        <w:spacing w:after="0" w:line="232"/>
+        <w:ind w:left="120"/>
+      </w:pPr>
+      <w:r>
+        <w:rPr>
+          <w:rFonts w:ascii="Courier New" w:cs="Courier New" w:eastAsia="Courier New" w:hAnsi="Courier New"/>
+          <w:sz w:val="17"/>
+          <w:szCs w:val="17"/>
+        </w:rPr>
+        <w:t xml:space="preserve">      test_buzzer/                 T2.7</w:t>
+      </w:r>
+    </w:p>
+    <w:p>
+      <w:pPr>
+        <w:shd w:fill="F3F3F3" w:color="auto" w:val="clear"/>
+        <w:spacing w:after="0" w:line="232"/>
+        <w:ind w:left="120"/>
+      </w:pPr>
+      <w:r>
+        <w:rPr>
+          <w:rFonts w:ascii="Courier New" w:cs="Courier New" w:eastAsia="Courier New" w:hAnsi="Courier New"/>
+          <w:sz w:val="17"/>
+          <w:szCs w:val="17"/>
+        </w:rPr>
+        <w:t xml:space="preserve">    fish_tank/                     chương trình chính (GĐ 3)</w:t>
+      </w:r>
+    </w:p>
+    <w:p>
+      <w:pPr>
+        <w:shd w:fill="F3F3F3" w:color="auto" w:val="clear"/>
+        <w:spacing w:after="0" w:line="232"/>
+        <w:ind w:left="120"/>
+      </w:pPr>
+      <w:r>
+        <w:rPr>
+          <w:rFonts w:ascii="Courier New" w:cs="Courier New" w:eastAsia="Courier New" w:hAnsi="Courier New"/>
+          <w:sz w:val="17"/>
+          <w:szCs w:val="17"/>
+        </w:rPr>
+        <w:t xml:space="preserve">      fish_tank.ino  config.h  secrets.example.h</w:t>
+      </w:r>
+    </w:p>
+    <w:p>
+      <w:pPr>
+        <w:shd w:fill="F3F3F3" w:color="auto" w:val="clear"/>
+        <w:spacing w:after="0" w:line="232"/>
+        <w:ind w:left="120"/>
+      </w:pPr>
+      <w:r>
+        <w:rPr>
+          <w:rFonts w:ascii="Courier New" w:cs="Courier New" w:eastAsia="Courier New" w:hAnsi="Courier New"/>
+          <w:sz w:val="17"/>
+          <w:szCs w:val="17"/>
+        </w:rPr>
+        <w:t xml:space="preserve">      sensors.h/.cpp  risk.h/.cpp  alarm.h/.cpp</w:t>
+      </w:r>
+    </w:p>
+    <w:p>
+      <w:pPr>
+        <w:shd w:fill="F3F3F3" w:color="auto" w:val="clear"/>
+        <w:spacing w:after="0" w:line="232"/>
+        <w:ind w:left="120"/>
+      </w:pPr>
+      <w:r>
+        <w:rPr>
+          <w:rFonts w:ascii="Courier New" w:cs="Courier New" w:eastAsia="Courier New" w:hAnsi="Courier New"/>
+          <w:sz w:val="17"/>
+          <w:szCs w:val="17"/>
+        </w:rPr>
+        <w:t xml:space="preserve">      feeder.h/.cpp   net.h/.cpp   store.h/.cpp</w:t>
+      </w:r>
+    </w:p>
+    <w:p>
+      <w:pPr>
+        <w:shd w:fill="F3F3F3" w:color="auto" w:val="clear"/>
+        <w:spacing w:after="0" w:line="232"/>
+        <w:ind w:left="120"/>
+      </w:pPr>
+      <w:r>
+        <w:rPr>
+          <w:rFonts w:ascii="Courier New" w:cs="Courier New" w:eastAsia="Courier New" w:hAnsi="Courier New"/>
+          <w:sz w:val="17"/>
+          <w:szCs w:val="17"/>
+        </w:rPr>
+        <w:t xml:space="preserve">  docs/                            web, GitHub Pages phục vụ từ đây (GĐ 4, 6)</w:t>
+      </w:r>
+    </w:p>
+    <w:p>
+      <w:pPr>
+        <w:shd w:fill="F3F3F3" w:color="auto" w:val="clear"/>
+        <w:spacing w:after="0" w:line="232"/>
+        <w:ind w:left="120"/>
+      </w:pPr>
+      <w:r>
+        <w:rPr>
+          <w:rFonts w:ascii="Courier New" w:cs="Courier New" w:eastAsia="Courier New" w:hAnsi="Courier New"/>
+          <w:sz w:val="17"/>
+          <w:szCs w:val="17"/>
+        </w:rPr>
+        <w:t xml:space="preserve">    index.html  style.css  app.js  manifest.json  sw.js</w:t>
+      </w:r>
+    </w:p>
+    <w:p>
+      <w:pPr>
+        <w:shd w:fill="F3F3F3" w:color="auto" w:val="clear"/>
+        <w:spacing w:after="0" w:line="232"/>
+        <w:ind w:left="120"/>
+      </w:pPr>
+      <w:r>
+        <w:rPr>
+          <w:rFonts w:ascii="Courier New" w:cs="Courier New" w:eastAsia="Courier New" w:hAnsi="Courier New"/>
+          <w:sz w:val="17"/>
+          <w:szCs w:val="17"/>
+        </w:rPr>
+        <w:t xml:space="preserve">    icons/</w:t>
+      </w:r>
+    </w:p>
+    <w:p>
+      <w:pPr>
+        <w:shd w:fill="F3F3F3" w:color="auto" w:val="clear"/>
+        <w:spacing w:after="0" w:line="232"/>
+        <w:ind w:left="120"/>
+      </w:pPr>
+      <w:r>
+        <w:rPr>
+          <w:rFonts w:ascii="Courier New" w:cs="Courier New" w:eastAsia="Courier New" w:hAnsi="Courier New"/>
+          <w:sz w:val="17"/>
+          <w:szCs w:val="17"/>
+        </w:rPr>
+        <w:t xml:space="preserve">  documentation/</w:t>
+      </w:r>
+    </w:p>
+    <w:p>
+      <w:pPr>
+        <w:shd w:fill="F3F3F3" w:color="auto" w:val="clear"/>
+        <w:spacing w:after="0" w:line="232"/>
+        <w:ind w:left="120"/>
+      </w:pPr>
+      <w:r>
+        <w:rPr>
+          <w:rFonts w:ascii="Courier New" w:cs="Courier New" w:eastAsia="Courier New" w:hAnsi="Courier New"/>
+          <w:sz w:val="17"/>
+          <w:szCs w:val="17"/>
+        </w:rPr>
+        <w:t xml:space="preserve">    IoT-fish-tank-plan.docx        tệp kế hoạch này</w:t>
+      </w:r>
+    </w:p>
+    <w:p>
+      <w:pPr>
+        <w:shd w:fill="F3F3F3" w:color="auto" w:val="clear"/>
+        <w:spacing w:after="0" w:line="232"/>
+        <w:ind w:left="120"/>
+      </w:pPr>
+      <w:r>
+        <w:rPr>
+          <w:rFonts w:ascii="Courier New" w:cs="Courier New" w:eastAsia="Courier New" w:hAnsi="Courier New"/>
+          <w:sz w:val="17"/>
+          <w:szCs w:val="17"/>
+        </w:rPr>
+        <w:t xml:space="preserve">    team/                          phan-vai.md</w:t>
+      </w:r>
+    </w:p>
+    <w:p>
+      <w:pPr>
+        <w:shd w:fill="F3F3F3" w:color="auto" w:val="clear"/>
+        <w:spacing w:after="0" w:line="232"/>
+        <w:ind w:left="120"/>
+      </w:pPr>
+      <w:r>
+        <w:rPr>
+          <w:rFonts w:ascii="Courier New" w:cs="Courier New" w:eastAsia="Courier New" w:hAnsi="Courier New"/>
+          <w:sz w:val="17"/>
+          <w:szCs w:val="17"/>
+        </w:rPr>
+        <w:t xml:space="preserve">    diagrams/                      sơ đồ hệ thống, sơ đồ đấu dây (.drawio và .png)</w:t>
+      </w:r>
+    </w:p>
+    <w:p>
+      <w:pPr>
+        <w:shd w:fill="F3F3F3" w:color="auto" w:val="clear"/>
+        <w:spacing w:after="0" w:line="232"/>
+        <w:ind w:left="120"/>
+      </w:pPr>
+      <w:r>
+        <w:rPr>
+          <w:rFonts w:ascii="Courier New" w:cs="Courier New" w:eastAsia="Courier New" w:hAnsi="Courier New"/>
+          <w:sz w:val="17"/>
+          <w:szCs w:val="17"/>
+        </w:rPr>
+        <w:t xml:space="preserve">    calibration/                   bang-hieu-chuan.md</w:t>
+      </w:r>
+    </w:p>
+    <w:p>
+      <w:pPr>
+        <w:shd w:fill="F3F3F3" w:color="auto" w:val="clear"/>
+        <w:spacing w:after="0" w:line="232"/>
+        <w:ind w:left="120"/>
+      </w:pPr>
+      <w:r>
+        <w:rPr>
+          <w:rFonts w:ascii="Courier New" w:cs="Courier New" w:eastAsia="Courier New" w:hAnsi="Courier New"/>
+          <w:sz w:val="17"/>
+          <w:szCs w:val="17"/>
+        </w:rPr>
+        <w:t xml:space="preserve">    hardware/                      danh mục linh kiện, ảnh bộ kit</w:t>
+      </w:r>
+    </w:p>
+    <w:p>
+      <w:pPr>
+        <w:shd w:fill="F3F3F3" w:color="auto" w:val="clear"/>
+        <w:spacing w:after="0" w:line="232"/>
+        <w:ind w:left="120"/>
+      </w:pPr>
+      <w:r>
+        <w:rPr>
+          <w:rFonts w:ascii="Courier New" w:cs="Courier New" w:eastAsia="Courier New" w:hAnsi="Courier New"/>
+          <w:sz w:val="17"/>
+          <w:szCs w:val="17"/>
+        </w:rPr>
+        <w:t xml:space="preserve">    guides/                        hướng dẫn GitHub, nạp firmware, chủ bể, xử lý sự cố</w:t>
+      </w:r>
+    </w:p>
+    <w:p>
+      <w:pPr>
+        <w:shd w:fill="F3F3F3" w:color="auto" w:val="clear"/>
+        <w:spacing w:after="0" w:line="232"/>
+        <w:ind w:left="120"/>
+      </w:pPr>
+      <w:r>
+        <w:rPr>
+          <w:rFonts w:ascii="Courier New" w:cs="Courier New" w:eastAsia="Courier New" w:hAnsi="Courier New"/>
+          <w:sz w:val="17"/>
+          <w:szCs w:val="17"/>
+        </w:rPr>
+        <w:t xml:space="preserve">    report/                        báo cáo, slide demo</w:t>
+      </w:r>
+    </w:p>
+    <w:p>
+      <w:pPr>
+        <w:shd w:fill="F3F3F3" w:color="auto" w:val="clear"/>
+        <w:spacing w:after="0" w:line="232"/>
+        <w:ind w:left="120"/>
+      </w:pPr>
+      <w:r>
+        <w:rPr>
+          <w:rFonts w:ascii="Courier New" w:cs="Courier New" w:eastAsia="Courier New" w:hAnsi="Courier New"/>
+          <w:sz w:val="17"/>
+          <w:szCs w:val="17"/>
+        </w:rPr>
+        <w:t xml:space="preserve">  tests/</w:t>
+      </w:r>
+    </w:p>
+    <w:p>
+      <w:pPr>
+        <w:shd w:fill="F3F3F3" w:color="auto" w:val="clear"/>
+        <w:spacing w:after="0" w:line="232"/>
+        <w:ind w:left="120"/>
+      </w:pPr>
+      <w:r>
+        <w:rPr>
+          <w:rFonts w:ascii="Courier New" w:cs="Courier New" w:eastAsia="Courier New" w:hAnsi="Courier New"/>
+          <w:sz w:val="17"/>
+          <w:szCs w:val="17"/>
+        </w:rPr>
+        <w:t xml:space="preserve">    README.md</w:t>
+      </w:r>
+    </w:p>
+    <w:p>
+      <w:pPr>
+        <w:shd w:fill="F3F3F3" w:color="auto" w:val="clear"/>
+        <w:spacing w:after="0" w:line="232"/>
+        <w:ind w:left="120"/>
+      </w:pPr>
+      <w:r>
+        <w:rPr>
+          <w:rFonts w:ascii="Courier New" w:cs="Courier New" w:eastAsia="Courier New" w:hAnsi="Courier New"/>
+          <w:sz w:val="17"/>
+          <w:szCs w:val="17"/>
+        </w:rPr>
+        <w:t xml:space="preserve">    phase0/ đến phase6/            results.md + evidence/</w:t>
+      </w:r>
+    </w:p>
+    <w:p>
+      <w:pPr>
+        <w:shd w:fill="F3F3F3" w:color="auto" w:val="clear"/>
+        <w:spacing w:after="0" w:line="232"/>
+        <w:ind w:left="120"/>
+      </w:pPr>
+      <w:r>
+        <w:rPr>
+          <w:rFonts w:ascii="Courier New" w:cs="Courier New" w:eastAsia="Courier New" w:hAnsi="Courier New"/>
+          <w:sz w:val="17"/>
+          <w:szCs w:val="17"/>
+        </w:rPr>
+        <w:t xml:space="preserve">    phase7/                        README.md + evidence/</w:t>
+      </w:r>
+    </w:p>
+    <w:p>
+      <w:pPr>
+        <w:shd w:fill="F3F3F3" w:color="auto" w:val="clear"/>
+        <w:spacing w:after="0" w:line="232"/>
+        <w:ind w:left="120"/>
+      </w:pPr>
+      <w:r>
+        <w:rPr>
+          <w:rFonts w:ascii="Courier New" w:cs="Courier New" w:eastAsia="Courier New" w:hAnsi="Courier New"/>
+          <w:sz w:val="17"/>
+          <w:szCs w:val="17"/>
+        </w:rPr>
+        <w:t xml:space="preserve">    phase8/                        nghiem-thu.md, nhat-ky-chay-that.md, evidence/</w:t>
+      </w:r>
+    </w:p>
+    <w:p>
+      <w:pPr>
+        <w:shd w:fill="F3F3F3" w:color="auto" w:val="clear"/>
+        <w:spacing w:after="0" w:line="232"/>
+        <w:ind w:left="120"/>
+      </w:pPr>
+      <w:r>
+        <w:rPr>
+          <w:rFonts w:ascii="Courier New" w:cs="Courier New" w:eastAsia="Courier New" w:hAnsi="Courier New"/>
+          <w:sz w:val="17"/>
+          <w:szCs w:val="17"/>
+        </w:rPr>
+        <w:t xml:space="preserve">  tools/</w:t>
+      </w:r>
+    </w:p>
+    <w:p>
+      <w:pPr>
+        <w:shd w:fill="F3F3F3" w:color="auto" w:val="clear"/>
+        <w:spacing w:after="0" w:line="232"/>
+        <w:ind w:left="120"/>
+      </w:pPr>
+      <w:r>
+        <w:rPr>
+          <w:rFonts w:ascii="Courier New" w:cs="Courier New" w:eastAsia="Courier New" w:hAnsi="Courier New"/>
+          <w:sz w:val="17"/>
+          <w:szCs w:val="17"/>
+        </w:rPr>
+        <w:t xml:space="preserve">    mqtt-samples/                  tin JSON mẫu cho MQTTX</w:t>
+      </w:r>
+    </w:p>
+    <w:p>
+      <w:pPr>
+        <w:shd w:fill="F3F3F3" w:color="auto" w:val="clear"/>
+        <w:spacing w:after="0" w:line="232"/>
+        <w:ind w:left="120"/>
+      </w:pPr>
+      <w:r>
+        <w:rPr>
+          <w:rFonts w:ascii="Courier New" w:cs="Courier New" w:eastAsia="Courier New" w:hAnsi="Courier New"/>
+          <w:sz w:val="17"/>
+          <w:szCs w:val="17"/>
+        </w:rPr>
+        <w:t xml:space="preserve">    fake-esp32/                    (sau này) script giả ESP32</w:t>
+      </w:r>
+    </w:p>
+    <w:p>
+      <w:pPr>
+        <w:shd w:fill="F3F3F3" w:color="auto" w:val="clear"/>
+        <w:spacing w:after="0" w:line="232"/>
+        <w:ind w:left="120"/>
+      </w:pPr>
+      <w:r>
+        <w:rPr>
+          <w:rFonts w:ascii="Courier New" w:cs="Courier New" w:eastAsia="Courier New" w:hAnsi="Courier New"/>
+          <w:sz w:val="17"/>
+          <w:szCs w:val="17"/>
+        </w:rPr>
+        <w:t xml:space="preserve">  extensions/                      Giai đoạn 7</w:t>
+      </w:r>
+    </w:p>
+    <w:p>
+      <w:pPr>
+        <w:shd w:fill="F3F3F3" w:color="auto" w:val="clear"/>
+        <w:spacing w:after="0" w:line="232"/>
+        <w:ind w:left="120"/>
+      </w:pPr>
+      <w:r>
+        <w:rPr>
+          <w:rFonts w:ascii="Courier New" w:cs="Courier New" w:eastAsia="Courier New" w:hAnsi="Courier New"/>
+          <w:sz w:val="17"/>
+          <w:szCs w:val="17"/>
+        </w:rPr>
+        <w:t xml:space="preserve">    telegram/  enclosure/  history/  ota/</w:t>
+      </w:r>
+    </w:p>
+    <w:p>
+      <w:pPr>
+        <w:spacing w:after="100"/>
+      </w:pPr>
+      <w:r>
+        <w:rPr>
+          <w:sz w:val="18"/>
+          <w:szCs w:val="18"/>
+        </w:rPr>
+        <w:t xml:space="preserve">Ghi chú: thư mục evidence/ rỗng có tệp .gitkeep để GitHub giữ được thư mục. Tệp secrets.h chỉ tồn tại trên máy của nhóm, không có trong kho.</w:t>
+      </w:r>
+    </w:p>
+    <w:p>
+      <w:pPr>
+        <w:pStyle w:val="Heading3"/>
+      </w:pPr>
+      <w:r>
+        <w:t xml:space="preserve">Loại tệp nào lưu ở đâu</w:t>
+      </w:r>
+    </w:p>
+    <w:tbl>
+      <w:tblPr>
+        <w:tblW w:type="dxa" w:w="9638"/>
+        <w:tblBorders>
+          <w:top w:val="single" w:color="auto" w:sz="4"/>
+          <w:left w:val="single" w:color="auto" w:sz="4"/>
+          <w:bottom w:val="single" w:color="auto" w:sz="4"/>
+          <w:right w:val="single" w:color="auto" w:sz="4"/>
+          <w:insideH w:val="single" w:color="auto" w:sz="4"/>
+          <w:insideV w:val="single" w:color="auto" w:sz="4"/>
+        </w:tblBorders>
+      </w:tblPr>
+      <w:tblGrid>
+        <w:gridCol w:w="3000"/>
+        <w:gridCol w:w="3700"/>
+        <w:gridCol w:w="2938"/>
+      </w:tblGrid>
+      <w:tr>
+        <w:trPr>
+          <w:cantSplit/>
+          <w:tblHeader/>
+        </w:trPr>
+        <w:tc>
+          <w:tcPr>
+            <w:tcW w:type="dxa" w:w="3000"/>
+            <w:tcBorders>
+              <w:top w:val="single" w:color="BFBFBF" w:sz="4"/>
+              <w:left w:val="single" w:color="BFBFBF" w:sz="4"/>
+              <w:bottom w:val="single" w:color="BFBFBF" w:sz="4"/>
+              <w:right w:val="single" w:color="BFBFBF" w:sz="4"/>
+            </w:tcBorders>
+            <w:shd w:fill="D9E2F3" w:color="auto" w:val="clear"/>
+            <w:tcMar>
+              <w:top w:type="dxa" w:w="40"/>
+              <w:left w:type="dxa" w:w="80"/>
+              <w:bottom w:type="dxa" w:w="40"/>
+              <w:right w:type="dxa" w:w="80"/>
+            </w:tcMar>
+          </w:tcPr>
+          <w:p>
+            <w:pPr>
+              <w:spacing w:after="20"/>
+            </w:pPr>
+            <w:r>
+              <w:rPr>
+                <w:b/>
+                <w:bCs/>
+                <w:sz w:val="18"/>
+                <w:szCs w:val="18"/>
+              </w:rPr>
+              <w:t xml:space="preserve">Loại tệp</w:t>
+            </w:r>
+          </w:p>
+        </w:tc>
+        <w:tc>
+          <w:tcPr>
+            <w:tcW w:type="dxa" w:w="3700"/>
+            <w:tcBorders>
+              <w:top w:val="single" w:color="BFBFBF" w:sz="4"/>
+              <w:left w:val="single" w:color="BFBFBF" w:sz="4"/>
+              <w:bottom w:val="single" w:color="BFBFBF" w:sz="4"/>
+              <w:right w:val="single" w:color="BFBFBF" w:sz="4"/>
+            </w:tcBorders>
+            <w:shd w:fill="D9E2F3" w:color="auto" w:val="clear"/>
+            <w:tcMar>
+              <w:top w:type="dxa" w:w="40"/>
+              <w:left w:type="dxa" w:w="80"/>
+              <w:bottom w:type="dxa" w:w="40"/>
+              <w:right w:type="dxa" w:w="80"/>
+            </w:tcMar>
+          </w:tcPr>
+          <w:p>
+            <w:pPr>
+              <w:spacing w:after="20"/>
+            </w:pPr>
+            <w:r>
+              <w:rPr>
+                <w:b/>
+                <w:bCs/>
+                <w:sz w:val="18"/>
+                <w:szCs w:val="18"/>
+              </w:rPr>
+              <w:t xml:space="preserve">Thư mục trong kho</w:t>
+            </w:r>
+          </w:p>
+        </w:tc>
+        <w:tc>
+          <w:tcPr>
+            <w:tcW w:type="dxa" w:w="2938"/>
+            <w:tcBorders>
+              <w:top w:val="single" w:color="BFBFBF" w:sz="4"/>
+              <w:left w:val="single" w:color="BFBFBF" w:sz="4"/>
+              <w:bottom w:val="single" w:color="BFBFBF" w:sz="4"/>
+              <w:right w:val="single" w:color="BFBFBF" w:sz="4"/>
+            </w:tcBorders>
+            <w:shd w:fill="D9E2F3" w:color="auto" w:val="clear"/>
+            <w:tcMar>
+              <w:top w:type="dxa" w:w="40"/>
+              <w:left w:type="dxa" w:w="80"/>
+              <w:bottom w:type="dxa" w:w="40"/>
+              <w:right w:type="dxa" w:w="80"/>
+            </w:tcMar>
+          </w:tcPr>
+          <w:p>
+            <w:pPr>
+              <w:spacing w:after="20"/>
+            </w:pPr>
+            <w:r>
+              <w:rPr>
+                <w:b/>
+                <w:bCs/>
+                <w:sz w:val="18"/>
+                <w:szCs w:val="18"/>
+              </w:rPr>
+              <w:t xml:space="preserve">Ghi chú</w:t>
+            </w:r>
+          </w:p>
+        </w:tc>
+      </w:tr>
+      <w:tr>
+        <w:trPr>
+          <w:cantSplit/>
+        </w:trPr>
+        <w:tc>
+          <w:tcPr>
+            <w:tcW w:type="dxa" w:w="3000"/>
+            <w:tcBorders>
+              <w:top w:val="single" w:color="BFBFBF" w:sz="4"/>
+              <w:left w:val="single" w:color="BFBFBF" w:sz="4"/>
+              <w:bottom w:val="single" w:color="BFBFBF" w:sz="4"/>
+              <w:right w:val="single" w:color="BFBFBF" w:sz="4"/>
+            </w:tcBorders>
+            <w:tcMar>
+              <w:top w:type="dxa" w:w="40"/>
+              <w:left w:type="dxa" w:w="80"/>
+              <w:bottom w:type="dxa" w:w="40"/>
+              <w:right w:type="dxa" w:w="80"/>
+            </w:tcMar>
+          </w:tcPr>
+          <w:p>
+            <w:pPr>
+              <w:spacing w:after="20"/>
+            </w:pPr>
+            <w:r>
+              <w:rPr>
+                <w:sz w:val="18"/>
+                <w:szCs w:val="18"/>
+              </w:rPr>
+              <w:t xml:space="preserve">Bài thử một thiết bị (.ino)</w:t>
+            </w:r>
+          </w:p>
+        </w:tc>
+        <w:tc>
+          <w:tcPr>
+            <w:tcW w:type="dxa" w:w="3700"/>
+            <w:tcBorders>
+              <w:top w:val="single" w:color="BFBFBF" w:sz="4"/>
+              <w:left w:val="single" w:color="BFBFBF" w:sz="4"/>
+              <w:bottom w:val="single" w:color="BFBFBF" w:sz="4"/>
+              <w:right w:val="single" w:color="BFBFBF" w:sz="4"/>
+            </w:tcBorders>
+            <w:tcMar>
+              <w:top w:type="dxa" w:w="40"/>
+              <w:left w:type="dxa" w:w="80"/>
+              <w:bottom w:type="dxa" w:w="40"/>
+              <w:right w:type="dxa" w:w="80"/>
+            </w:tcMar>
+          </w:tcPr>
+          <w:p>
+            <w:pPr>
+              <w:spacing w:after="20"/>
+            </w:pPr>
+            <w:r>
+              <w:rPr>
+                <w:rFonts w:ascii="Courier New" w:cs="Courier New" w:eastAsia="Courier New" w:hAnsi="Courier New"/>
+                <w:sz w:val="16"/>
+                <w:szCs w:val="16"/>
+                <w:shd w:fill="EEEEEE" w:color="auto" w:val="clear"/>
+              </w:rPr>
+              <w:t xml:space="preserve">firmware/tests/&lt;tên bài&gt;/</w:t>
+            </w:r>
+          </w:p>
+        </w:tc>
+        <w:tc>
+          <w:tcPr>
+            <w:tcW w:type="dxa" w:w="2938"/>
+            <w:tcBorders>
+              <w:top w:val="single" w:color="BFBFBF" w:sz="4"/>
+              <w:left w:val="single" w:color="BFBFBF" w:sz="4"/>
+              <w:bottom w:val="single" w:color="BFBFBF" w:sz="4"/>
+              <w:right w:val="single" w:color="BFBFBF" w:sz="4"/>
+            </w:tcBorders>
+            <w:tcMar>
+              <w:top w:type="dxa" w:w="40"/>
+              <w:left w:type="dxa" w:w="80"/>
+              <w:bottom w:type="dxa" w:w="40"/>
+              <w:right w:type="dxa" w:w="80"/>
+            </w:tcMar>
+          </w:tcPr>
+          <w:p>
+            <w:pPr>
+              <w:spacing w:after="20"/>
+            </w:pPr>
+            <w:r>
+              <w:rPr>
+                <w:sz w:val="18"/>
+                <w:szCs w:val="18"/>
+              </w:rPr>
+              <w:t xml:space="preserve">Tên .ino trùng tên thư mục</w:t>
+            </w:r>
+          </w:p>
+        </w:tc>
+      </w:tr>
+      <w:tr>
+        <w:trPr>
+          <w:cantSplit/>
+        </w:trPr>
+        <w:tc>
+          <w:tcPr>
+            <w:tcW w:type="dxa" w:w="3000"/>
+            <w:tcBorders>
+              <w:top w:val="single" w:color="BFBFBF" w:sz="4"/>
+              <w:left w:val="single" w:color="BFBFBF" w:sz="4"/>
+              <w:bottom w:val="single" w:color="BFBFBF" w:sz="4"/>
+              <w:right w:val="single" w:color="BFBFBF" w:sz="4"/>
+            </w:tcBorders>
+            <w:tcMar>
+              <w:top w:type="dxa" w:w="40"/>
+              <w:left w:type="dxa" w:w="80"/>
+              <w:bottom w:type="dxa" w:w="40"/>
+              <w:right w:type="dxa" w:w="80"/>
+            </w:tcMar>
+          </w:tcPr>
+          <w:p>
+            <w:pPr>
+              <w:spacing w:after="20"/>
+            </w:pPr>
+            <w:r>
+              <w:rPr>
+                <w:sz w:val="18"/>
+                <w:szCs w:val="18"/>
+              </w:rPr>
+              <w:t xml:space="preserve">Firmware chính</w:t>
+            </w:r>
+          </w:p>
+        </w:tc>
+        <w:tc>
+          <w:tcPr>
+            <w:tcW w:type="dxa" w:w="3700"/>
+            <w:tcBorders>
+              <w:top w:val="single" w:color="BFBFBF" w:sz="4"/>
+              <w:left w:val="single" w:color="BFBFBF" w:sz="4"/>
+              <w:bottom w:val="single" w:color="BFBFBF" w:sz="4"/>
+              <w:right w:val="single" w:color="BFBFBF" w:sz="4"/>
+            </w:tcBorders>
+            <w:tcMar>
+              <w:top w:type="dxa" w:w="40"/>
+              <w:left w:type="dxa" w:w="80"/>
+              <w:bottom w:type="dxa" w:w="40"/>
+              <w:right w:type="dxa" w:w="80"/>
+            </w:tcMar>
+          </w:tcPr>
+          <w:p>
+            <w:pPr>
+              <w:spacing w:after="20"/>
+            </w:pPr>
+            <w:r>
+              <w:rPr>
+                <w:rFonts w:ascii="Courier New" w:cs="Courier New" w:eastAsia="Courier New" w:hAnsi="Courier New"/>
+                <w:sz w:val="16"/>
+                <w:szCs w:val="16"/>
+                <w:shd w:fill="EEEEEE" w:color="auto" w:val="clear"/>
+              </w:rPr>
+              <w:t xml:space="preserve">firmware/fish_tank/</w:t>
+            </w:r>
+          </w:p>
+        </w:tc>
+        <w:tc>
+          <w:tcPr>
+            <w:tcW w:type="dxa" w:w="2938"/>
+            <w:tcBorders>
+              <w:top w:val="single" w:color="BFBFBF" w:sz="4"/>
+              <w:left w:val="single" w:color="BFBFBF" w:sz="4"/>
+              <w:bottom w:val="single" w:color="BFBFBF" w:sz="4"/>
+              <w:right w:val="single" w:color="BFBFBF" w:sz="4"/>
+            </w:tcBorders>
+            <w:tcMar>
+              <w:top w:type="dxa" w:w="40"/>
+              <w:left w:type="dxa" w:w="80"/>
+              <w:bottom w:type="dxa" w:w="40"/>
+              <w:right w:type="dxa" w:w="80"/>
+            </w:tcMar>
+          </w:tcPr>
+          <w:p>
+            <w:pPr>
+              <w:spacing w:after="20"/>
+            </w:pPr>
+            <w:r>
+              <w:rPr>
+                <w:sz w:val="18"/>
+                <w:szCs w:val="18"/>
+              </w:rPr>
+              <w:t xml:space="preserve">Không commit secrets.h</w:t>
+            </w:r>
+          </w:p>
+        </w:tc>
+      </w:tr>
+      <w:tr>
+        <w:trPr>
+          <w:cantSplit/>
+        </w:trPr>
+        <w:tc>
+          <w:tcPr>
+            <w:tcW w:type="dxa" w:w="3000"/>
+            <w:tcBorders>
+              <w:top w:val="single" w:color="BFBFBF" w:sz="4"/>
+              <w:left w:val="single" w:color="BFBFBF" w:sz="4"/>
+              <w:bottom w:val="single" w:color="BFBFBF" w:sz="4"/>
+              <w:right w:val="single" w:color="BFBFBF" w:sz="4"/>
+            </w:tcBorders>
+            <w:tcMar>
+              <w:top w:type="dxa" w:w="40"/>
+              <w:left w:type="dxa" w:w="80"/>
+              <w:bottom w:type="dxa" w:w="40"/>
+              <w:right w:type="dxa" w:w="80"/>
+            </w:tcMar>
+          </w:tcPr>
+          <w:p>
+            <w:pPr>
+              <w:spacing w:after="20"/>
+            </w:pPr>
+            <w:r>
+              <w:rPr>
+                <w:sz w:val="18"/>
+                <w:szCs w:val="18"/>
+              </w:rPr>
+              <w:t xml:space="preserve">Chứng chỉ CA emqx-ca.pem</w:t>
+            </w:r>
+          </w:p>
+        </w:tc>
+        <w:tc>
+          <w:tcPr>
+            <w:tcW w:type="dxa" w:w="3700"/>
+            <w:tcBorders>
+              <w:top w:val="single" w:color="BFBFBF" w:sz="4"/>
+              <w:left w:val="single" w:color="BFBFBF" w:sz="4"/>
+              <w:bottom w:val="single" w:color="BFBFBF" w:sz="4"/>
+              <w:right w:val="single" w:color="BFBFBF" w:sz="4"/>
+            </w:tcBorders>
+            <w:tcMar>
+              <w:top w:type="dxa" w:w="40"/>
+              <w:left w:type="dxa" w:w="80"/>
+              <w:bottom w:type="dxa" w:w="40"/>
+              <w:right w:type="dxa" w:w="80"/>
+            </w:tcMar>
+          </w:tcPr>
+          <w:p>
+            <w:pPr>
+              <w:spacing w:after="20"/>
+            </w:pPr>
+            <w:r>
+              <w:rPr>
+                <w:rFonts w:ascii="Courier New" w:cs="Courier New" w:eastAsia="Courier New" w:hAnsi="Courier New"/>
+                <w:sz w:val="16"/>
+                <w:szCs w:val="16"/>
+                <w:shd w:fill="EEEEEE" w:color="auto" w:val="clear"/>
+              </w:rPr>
+              <w:t xml:space="preserve">firmware/certs/</w:t>
+            </w:r>
+          </w:p>
+        </w:tc>
+        <w:tc>
+          <w:tcPr>
+            <w:tcW w:type="dxa" w:w="2938"/>
+            <w:tcBorders>
+              <w:top w:val="single" w:color="BFBFBF" w:sz="4"/>
+              <w:left w:val="single" w:color="BFBFBF" w:sz="4"/>
+              <w:bottom w:val="single" w:color="BFBFBF" w:sz="4"/>
+              <w:right w:val="single" w:color="BFBFBF" w:sz="4"/>
+            </w:tcBorders>
+            <w:tcMar>
+              <w:top w:type="dxa" w:w="40"/>
+              <w:left w:type="dxa" w:w="80"/>
+              <w:bottom w:type="dxa" w:w="40"/>
+              <w:right w:type="dxa" w:w="80"/>
+            </w:tcMar>
+          </w:tcPr>
+          <w:p>
+            <w:pPr>
+              <w:spacing w:after="20"/>
+            </w:pPr>
+            <w:r>
+              <w:rPr>
+                <w:sz w:val="18"/>
+                <w:szCs w:val="18"/>
+              </w:rPr>
+              <w:t xml:space="preserve">Công khai, được commit</w:t>
+            </w:r>
+          </w:p>
+        </w:tc>
+      </w:tr>
+      <w:tr>
+        <w:trPr>
+          <w:cantSplit/>
+        </w:trPr>
+        <w:tc>
+          <w:tcPr>
+            <w:tcW w:type="dxa" w:w="3000"/>
+            <w:tcBorders>
+              <w:top w:val="single" w:color="BFBFBF" w:sz="4"/>
+              <w:left w:val="single" w:color="BFBFBF" w:sz="4"/>
+              <w:bottom w:val="single" w:color="BFBFBF" w:sz="4"/>
+              <w:right w:val="single" w:color="BFBFBF" w:sz="4"/>
+            </w:tcBorders>
+            <w:tcMar>
+              <w:top w:type="dxa" w:w="40"/>
+              <w:left w:type="dxa" w:w="80"/>
+              <w:bottom w:type="dxa" w:w="40"/>
+              <w:right w:type="dxa" w:w="80"/>
+            </w:tcMar>
+          </w:tcPr>
+          <w:p>
+            <w:pPr>
+              <w:spacing w:after="20"/>
+            </w:pPr>
+            <w:r>
+              <w:rPr>
+                <w:sz w:val="18"/>
+                <w:szCs w:val="18"/>
+              </w:rPr>
+              <w:t xml:space="preserve">Trang web</w:t>
+            </w:r>
+          </w:p>
+        </w:tc>
+        <w:tc>
+          <w:tcPr>
+            <w:tcW w:type="dxa" w:w="3700"/>
+            <w:tcBorders>
+              <w:top w:val="single" w:color="BFBFBF" w:sz="4"/>
+              <w:left w:val="single" w:color="BFBFBF" w:sz="4"/>
+              <w:bottom w:val="single" w:color="BFBFBF" w:sz="4"/>
+              <w:right w:val="single" w:color="BFBFBF" w:sz="4"/>
+            </w:tcBorders>
+            <w:tcMar>
+              <w:top w:type="dxa" w:w="40"/>
+              <w:left w:type="dxa" w:w="80"/>
+              <w:bottom w:type="dxa" w:w="40"/>
+              <w:right w:type="dxa" w:w="80"/>
+            </w:tcMar>
+          </w:tcPr>
+          <w:p>
+            <w:pPr>
+              <w:spacing w:after="20"/>
+            </w:pPr>
+            <w:r>
+              <w:rPr>
+                <w:rFonts w:ascii="Courier New" w:cs="Courier New" w:eastAsia="Courier New" w:hAnsi="Courier New"/>
+                <w:sz w:val="16"/>
+                <w:szCs w:val="16"/>
+                <w:shd w:fill="EEEEEE" w:color="auto" w:val="clear"/>
+              </w:rPr>
+              <w:t xml:space="preserve">docs/</w:t>
+            </w:r>
+          </w:p>
+        </w:tc>
+        <w:tc>
+          <w:tcPr>
+            <w:tcW w:type="dxa" w:w="2938"/>
+            <w:tcBorders>
+              <w:top w:val="single" w:color="BFBFBF" w:sz="4"/>
+              <w:left w:val="single" w:color="BFBFBF" w:sz="4"/>
+              <w:bottom w:val="single" w:color="BFBFBF" w:sz="4"/>
+              <w:right w:val="single" w:color="BFBFBF" w:sz="4"/>
+            </w:tcBorders>
+            <w:tcMar>
+              <w:top w:type="dxa" w:w="40"/>
+              <w:left w:type="dxa" w:w="80"/>
+              <w:bottom w:type="dxa" w:w="40"/>
+              <w:right w:type="dxa" w:w="80"/>
+            </w:tcMar>
+          </w:tcPr>
+          <w:p>
+            <w:pPr>
+              <w:spacing w:after="20"/>
+            </w:pPr>
+            <w:r>
+              <w:rPr>
+                <w:sz w:val="18"/>
+                <w:szCs w:val="18"/>
+              </w:rPr>
+              <w:t xml:space="preserve">index.html nằm ngay trong docs/</w:t>
+            </w:r>
+          </w:p>
+        </w:tc>
+      </w:tr>
+      <w:tr>
+        <w:trPr>
+          <w:cantSplit/>
+        </w:trPr>
+        <w:tc>
+          <w:tcPr>
+            <w:tcW w:type="dxa" w:w="3000"/>
+            <w:tcBorders>
+              <w:top w:val="single" w:color="BFBFBF" w:sz="4"/>
+              <w:left w:val="single" w:color="BFBFBF" w:sz="4"/>
+              <w:bottom w:val="single" w:color="BFBFBF" w:sz="4"/>
+              <w:right w:val="single" w:color="BFBFBF" w:sz="4"/>
+            </w:tcBorders>
+            <w:tcMar>
+              <w:top w:type="dxa" w:w="40"/>
+              <w:left w:type="dxa" w:w="80"/>
+              <w:bottom w:type="dxa" w:w="40"/>
+              <w:right w:type="dxa" w:w="80"/>
+            </w:tcMar>
+          </w:tcPr>
+          <w:p>
+            <w:pPr>
+              <w:spacing w:after="20"/>
+            </w:pPr>
+            <w:r>
+              <w:rPr>
+                <w:sz w:val="18"/>
+                <w:szCs w:val="18"/>
+              </w:rPr>
+              <w:t xml:space="preserve">Sơ đồ hệ thống, sơ đồ đấu dây</w:t>
+            </w:r>
+          </w:p>
+        </w:tc>
+        <w:tc>
+          <w:tcPr>
+            <w:tcW w:type="dxa" w:w="3700"/>
+            <w:tcBorders>
+              <w:top w:val="single" w:color="BFBFBF" w:sz="4"/>
+              <w:left w:val="single" w:color="BFBFBF" w:sz="4"/>
+              <w:bottom w:val="single" w:color="BFBFBF" w:sz="4"/>
+              <w:right w:val="single" w:color="BFBFBF" w:sz="4"/>
+            </w:tcBorders>
+            <w:tcMar>
+              <w:top w:type="dxa" w:w="40"/>
+              <w:left w:type="dxa" w:w="80"/>
+              <w:bottom w:type="dxa" w:w="40"/>
+              <w:right w:type="dxa" w:w="80"/>
+            </w:tcMar>
+          </w:tcPr>
+          <w:p>
+            <w:pPr>
+              <w:spacing w:after="20"/>
+            </w:pPr>
+            <w:r>
+              <w:rPr>
+                <w:rFonts w:ascii="Courier New" w:cs="Courier New" w:eastAsia="Courier New" w:hAnsi="Courier New"/>
+                <w:sz w:val="16"/>
+                <w:szCs w:val="16"/>
+                <w:shd w:fill="EEEEEE" w:color="auto" w:val="clear"/>
+              </w:rPr>
+              <w:t xml:space="preserve">documentation/diagrams/</w:t>
+            </w:r>
+          </w:p>
+        </w:tc>
+        <w:tc>
+          <w:tcPr>
+            <w:tcW w:type="dxa" w:w="2938"/>
+            <w:tcBorders>
+              <w:top w:val="single" w:color="BFBFBF" w:sz="4"/>
+              <w:left w:val="single" w:color="BFBFBF" w:sz="4"/>
+              <w:bottom w:val="single" w:color="BFBFBF" w:sz="4"/>
+              <w:right w:val="single" w:color="BFBFBF" w:sz="4"/>
+            </w:tcBorders>
+            <w:tcMar>
+              <w:top w:type="dxa" w:w="40"/>
+              <w:left w:type="dxa" w:w="80"/>
+              <w:bottom w:type="dxa" w:w="40"/>
+              <w:right w:type="dxa" w:w="80"/>
+            </w:tcMar>
+          </w:tcPr>
+          <w:p>
+            <w:pPr>
+              <w:spacing w:after="20"/>
+            </w:pPr>
+            <w:r>
+              <w:rPr>
+                <w:sz w:val="18"/>
+                <w:szCs w:val="18"/>
+              </w:rPr>
+              <w:t xml:space="preserve">Lưu cả .drawio và .png</w:t>
+            </w:r>
+          </w:p>
+        </w:tc>
+      </w:tr>
+      <w:tr>
+        <w:trPr>
+          <w:cantSplit/>
+        </w:trPr>
+        <w:tc>
+          <w:tcPr>
+            <w:tcW w:type="dxa" w:w="3000"/>
+            <w:tcBorders>
+              <w:top w:val="single" w:color="BFBFBF" w:sz="4"/>
+              <w:left w:val="single" w:color="BFBFBF" w:sz="4"/>
+              <w:bottom w:val="single" w:color="BFBFBF" w:sz="4"/>
+              <w:right w:val="single" w:color="BFBFBF" w:sz="4"/>
+            </w:tcBorders>
+            <w:tcMar>
+              <w:top w:type="dxa" w:w="40"/>
+              <w:left w:type="dxa" w:w="80"/>
+              <w:bottom w:type="dxa" w:w="40"/>
+              <w:right w:type="dxa" w:w="80"/>
+            </w:tcMar>
+          </w:tcPr>
+          <w:p>
+            <w:pPr>
+              <w:spacing w:after="20"/>
+            </w:pPr>
+            <w:r>
+              <w:rPr>
+                <w:sz w:val="18"/>
+                <w:szCs w:val="18"/>
+              </w:rPr>
+              <w:t xml:space="preserve">Bảng hiệu chuẩn</w:t>
+            </w:r>
+          </w:p>
+        </w:tc>
+        <w:tc>
+          <w:tcPr>
+            <w:tcW w:type="dxa" w:w="3700"/>
+            <w:tcBorders>
+              <w:top w:val="single" w:color="BFBFBF" w:sz="4"/>
+              <w:left w:val="single" w:color="BFBFBF" w:sz="4"/>
+              <w:bottom w:val="single" w:color="BFBFBF" w:sz="4"/>
+              <w:right w:val="single" w:color="BFBFBF" w:sz="4"/>
+            </w:tcBorders>
+            <w:tcMar>
+              <w:top w:type="dxa" w:w="40"/>
+              <w:left w:type="dxa" w:w="80"/>
+              <w:bottom w:type="dxa" w:w="40"/>
+              <w:right w:type="dxa" w:w="80"/>
+            </w:tcMar>
+          </w:tcPr>
+          <w:p>
+            <w:pPr>
+              <w:spacing w:after="20"/>
+            </w:pPr>
+            <w:r>
+              <w:rPr>
+                <w:rFonts w:ascii="Courier New" w:cs="Courier New" w:eastAsia="Courier New" w:hAnsi="Courier New"/>
+                <w:sz w:val="16"/>
+                <w:szCs w:val="16"/>
+                <w:shd w:fill="EEEEEE" w:color="auto" w:val="clear"/>
+              </w:rPr>
+              <w:t xml:space="preserve">documentation/calibration/bang-hieu-chuan.md</w:t>
+            </w:r>
+          </w:p>
+        </w:tc>
+        <w:tc>
+          <w:tcPr>
+            <w:tcW w:type="dxa" w:w="2938"/>
+            <w:tcBorders>
+              <w:top w:val="single" w:color="BFBFBF" w:sz="4"/>
+              <w:left w:val="single" w:color="BFBFBF" w:sz="4"/>
+              <w:bottom w:val="single" w:color="BFBFBF" w:sz="4"/>
+              <w:right w:val="single" w:color="BFBFBF" w:sz="4"/>
+            </w:tcBorders>
+            <w:tcMar>
+              <w:top w:type="dxa" w:w="40"/>
+              <w:left w:type="dxa" w:w="80"/>
+              <w:bottom w:type="dxa" w:w="40"/>
+              <w:right w:type="dxa" w:w="80"/>
+            </w:tcMar>
+          </w:tcPr>
+          <w:p>
+            <w:pPr>
+              <w:spacing w:after="20"/>
+            </w:pPr>
+            <w:r>
+              <w:rPr>
+                <w:sz w:val="18"/>
+                <w:szCs w:val="18"/>
+              </w:rPr>
+              <w:t xml:space="preserve">Cập nhật sau Giai đoạn 2</w:t>
+            </w:r>
+          </w:p>
+        </w:tc>
+      </w:tr>
+      <w:tr>
+        <w:trPr>
+          <w:cantSplit/>
+        </w:trPr>
+        <w:tc>
+          <w:tcPr>
+            <w:tcW w:type="dxa" w:w="3000"/>
+            <w:tcBorders>
+              <w:top w:val="single" w:color="BFBFBF" w:sz="4"/>
+              <w:left w:val="single" w:color="BFBFBF" w:sz="4"/>
+              <w:bottom w:val="single" w:color="BFBFBF" w:sz="4"/>
+              <w:right w:val="single" w:color="BFBFBF" w:sz="4"/>
+            </w:tcBorders>
+            <w:tcMar>
+              <w:top w:type="dxa" w:w="40"/>
+              <w:left w:type="dxa" w:w="80"/>
+              <w:bottom w:type="dxa" w:w="40"/>
+              <w:right w:type="dxa" w:w="80"/>
+            </w:tcMar>
+          </w:tcPr>
+          <w:p>
+            <w:pPr>
+              <w:spacing w:after="20"/>
+            </w:pPr>
+            <w:r>
+              <w:rPr>
+                <w:sz w:val="18"/>
+                <w:szCs w:val="18"/>
+              </w:rPr>
+              <w:t xml:space="preserve">Kế hoạch (tệp .docx này)</w:t>
+            </w:r>
+          </w:p>
+        </w:tc>
+        <w:tc>
+          <w:tcPr>
+            <w:tcW w:type="dxa" w:w="3700"/>
+            <w:tcBorders>
+              <w:top w:val="single" w:color="BFBFBF" w:sz="4"/>
+              <w:left w:val="single" w:color="BFBFBF" w:sz="4"/>
+              <w:bottom w:val="single" w:color="BFBFBF" w:sz="4"/>
+              <w:right w:val="single" w:color="BFBFBF" w:sz="4"/>
+            </w:tcBorders>
+            <w:tcMar>
+              <w:top w:type="dxa" w:w="40"/>
+              <w:left w:type="dxa" w:w="80"/>
+              <w:bottom w:type="dxa" w:w="40"/>
+              <w:right w:type="dxa" w:w="80"/>
+            </w:tcMar>
+          </w:tcPr>
+          <w:p>
+            <w:pPr>
+              <w:spacing w:after="20"/>
+            </w:pPr>
+            <w:r>
+              <w:rPr>
+                <w:rFonts w:ascii="Courier New" w:cs="Courier New" w:eastAsia="Courier New" w:hAnsi="Courier New"/>
+                <w:sz w:val="16"/>
+                <w:szCs w:val="16"/>
+                <w:shd w:fill="EEEEEE" w:color="auto" w:val="clear"/>
+              </w:rPr>
+              <w:t xml:space="preserve">documentation/</w:t>
+            </w:r>
+          </w:p>
+        </w:tc>
+        <w:tc>
+          <w:tcPr>
+            <w:tcW w:type="dxa" w:w="2938"/>
+            <w:tcBorders>
+              <w:top w:val="single" w:color="BFBFBF" w:sz="4"/>
+              <w:left w:val="single" w:color="BFBFBF" w:sz="4"/>
+              <w:bottom w:val="single" w:color="BFBFBF" w:sz="4"/>
+              <w:right w:val="single" w:color="BFBFBF" w:sz="4"/>
+            </w:tcBorders>
+            <w:tcMar>
+              <w:top w:type="dxa" w:w="40"/>
+              <w:left w:type="dxa" w:w="80"/>
+              <w:bottom w:type="dxa" w:w="40"/>
+              <w:right w:type="dxa" w:w="80"/>
+            </w:tcMar>
+          </w:tcPr>
+          <w:p>
+            <w:pPr>
+              <w:spacing w:after="20"/>
+            </w:pPr>
+            <w:r>
+              <w:rPr>
+                <w:sz w:val="18"/>
+                <w:szCs w:val="18"/>
+              </w:rPr>
+              <w:t xml:space="preserve">Thay bản cũ; ghi nhật ký ở H5</w:t>
+            </w:r>
+          </w:p>
+        </w:tc>
+      </w:tr>
+      <w:tr>
+        <w:trPr>
+          <w:cantSplit/>
+        </w:trPr>
+        <w:tc>
+          <w:tcPr>
+            <w:tcW w:type="dxa" w:w="3000"/>
+            <w:tcBorders>
+              <w:top w:val="single" w:color="BFBFBF" w:sz="4"/>
+              <w:left w:val="single" w:color="BFBFBF" w:sz="4"/>
+              <w:bottom w:val="single" w:color="BFBFBF" w:sz="4"/>
+              <w:right w:val="single" w:color="BFBFBF" w:sz="4"/>
+            </w:tcBorders>
+            <w:tcMar>
+              <w:top w:type="dxa" w:w="40"/>
+              <w:left w:type="dxa" w:w="80"/>
+              <w:bottom w:type="dxa" w:w="40"/>
+              <w:right w:type="dxa" w:w="80"/>
+            </w:tcMar>
+          </w:tcPr>
+          <w:p>
+            <w:pPr>
+              <w:spacing w:after="20"/>
+            </w:pPr>
+            <w:r>
+              <w:rPr>
+                <w:sz w:val="18"/>
+                <w:szCs w:val="18"/>
+              </w:rPr>
+              <w:t xml:space="preserve">Hướng dẫn, tài liệu sử dụng</w:t>
+            </w:r>
+          </w:p>
+        </w:tc>
+        <w:tc>
+          <w:tcPr>
+            <w:tcW w:type="dxa" w:w="3700"/>
+            <w:tcBorders>
+              <w:top w:val="single" w:color="BFBFBF" w:sz="4"/>
+              <w:left w:val="single" w:color="BFBFBF" w:sz="4"/>
+              <w:bottom w:val="single" w:color="BFBFBF" w:sz="4"/>
+              <w:right w:val="single" w:color="BFBFBF" w:sz="4"/>
+            </w:tcBorders>
+            <w:tcMar>
+              <w:top w:type="dxa" w:w="40"/>
+              <w:left w:type="dxa" w:w="80"/>
+              <w:bottom w:type="dxa" w:w="40"/>
+              <w:right w:type="dxa" w:w="80"/>
+            </w:tcMar>
+          </w:tcPr>
+          <w:p>
+            <w:pPr>
+              <w:spacing w:after="20"/>
+            </w:pPr>
+            <w:r>
+              <w:rPr>
+                <w:rFonts w:ascii="Courier New" w:cs="Courier New" w:eastAsia="Courier New" w:hAnsi="Courier New"/>
+                <w:sz w:val="16"/>
+                <w:szCs w:val="16"/>
+                <w:shd w:fill="EEEEEE" w:color="auto" w:val="clear"/>
+              </w:rPr>
+              <w:t xml:space="preserve">documentation/guides/</w:t>
+            </w:r>
+          </w:p>
+        </w:tc>
+        <w:tc>
+          <w:tcPr>
+            <w:tcW w:type="dxa" w:w="2938"/>
+            <w:tcBorders>
+              <w:top w:val="single" w:color="BFBFBF" w:sz="4"/>
+              <w:left w:val="single" w:color="BFBFBF" w:sz="4"/>
+              <w:bottom w:val="single" w:color="BFBFBF" w:sz="4"/>
+              <w:right w:val="single" w:color="BFBFBF" w:sz="4"/>
+            </w:tcBorders>
+            <w:tcMar>
+              <w:top w:type="dxa" w:w="40"/>
+              <w:left w:type="dxa" w:w="80"/>
+              <w:bottom w:type="dxa" w:w="40"/>
+              <w:right w:type="dxa" w:w="80"/>
+            </w:tcMar>
+          </w:tcPr>
+          <w:p>
+            <w:pPr>
+              <w:spacing w:after="20"/>
+            </w:pPr>
+            <w:r>
+              <w:rPr>
+                <w:sz w:val="18"/>
+                <w:szCs w:val="18"/>
+              </w:rPr>
+              <w:t xml:space="preserve"/>
+            </w:r>
+          </w:p>
+        </w:tc>
+      </w:tr>
+      <w:tr>
+        <w:trPr>
+          <w:cantSplit/>
+        </w:trPr>
+        <w:tc>
+          <w:tcPr>
+            <w:tcW w:type="dxa" w:w="3000"/>
+            <w:tcBorders>
+              <w:top w:val="single" w:color="BFBFBF" w:sz="4"/>
+              <w:left w:val="single" w:color="BFBFBF" w:sz="4"/>
+              <w:bottom w:val="single" w:color="BFBFBF" w:sz="4"/>
+              <w:right w:val="single" w:color="BFBFBF" w:sz="4"/>
+            </w:tcBorders>
+            <w:tcMar>
+              <w:top w:type="dxa" w:w="40"/>
+              <w:left w:type="dxa" w:w="80"/>
+              <w:bottom w:type="dxa" w:w="40"/>
+              <w:right w:type="dxa" w:w="80"/>
+            </w:tcMar>
+          </w:tcPr>
+          <w:p>
+            <w:pPr>
+              <w:spacing w:after="20"/>
+            </w:pPr>
+            <w:r>
+              <w:rPr>
+                <w:sz w:val="18"/>
+                <w:szCs w:val="18"/>
+              </w:rPr>
+              <w:t xml:space="preserve">Báo cáo, slide demo</w:t>
+            </w:r>
+          </w:p>
+        </w:tc>
+        <w:tc>
+          <w:tcPr>
+            <w:tcW w:type="dxa" w:w="3700"/>
+            <w:tcBorders>
+              <w:top w:val="single" w:color="BFBFBF" w:sz="4"/>
+              <w:left w:val="single" w:color="BFBFBF" w:sz="4"/>
+              <w:bottom w:val="single" w:color="BFBFBF" w:sz="4"/>
+              <w:right w:val="single" w:color="BFBFBF" w:sz="4"/>
+            </w:tcBorders>
+            <w:tcMar>
+              <w:top w:type="dxa" w:w="40"/>
+              <w:left w:type="dxa" w:w="80"/>
+              <w:bottom w:type="dxa" w:w="40"/>
+              <w:right w:type="dxa" w:w="80"/>
+            </w:tcMar>
+          </w:tcPr>
+          <w:p>
+            <w:pPr>
+              <w:spacing w:after="20"/>
+            </w:pPr>
+            <w:r>
+              <w:rPr>
+                <w:rFonts w:ascii="Courier New" w:cs="Courier New" w:eastAsia="Courier New" w:hAnsi="Courier New"/>
+                <w:sz w:val="16"/>
+                <w:szCs w:val="16"/>
+                <w:shd w:fill="EEEEEE" w:color="auto" w:val="clear"/>
+              </w:rPr>
+              <w:t xml:space="preserve">documentation/report/</w:t>
+            </w:r>
+          </w:p>
+        </w:tc>
+        <w:tc>
+          <w:tcPr>
+            <w:tcW w:type="dxa" w:w="2938"/>
+            <w:tcBorders>
+              <w:top w:val="single" w:color="BFBFBF" w:sz="4"/>
+              <w:left w:val="single" w:color="BFBFBF" w:sz="4"/>
+              <w:bottom w:val="single" w:color="BFBFBF" w:sz="4"/>
+              <w:right w:val="single" w:color="BFBFBF" w:sz="4"/>
+            </w:tcBorders>
+            <w:tcMar>
+              <w:top w:type="dxa" w:w="40"/>
+              <w:left w:type="dxa" w:w="80"/>
+              <w:bottom w:type="dxa" w:w="40"/>
+              <w:right w:type="dxa" w:w="80"/>
+            </w:tcMar>
+          </w:tcPr>
+          <w:p>
+            <w:pPr>
+              <w:spacing w:after="20"/>
+            </w:pPr>
+            <w:r>
+              <w:rPr>
+                <w:sz w:val="18"/>
+                <w:szCs w:val="18"/>
+              </w:rPr>
+              <w:t xml:space="preserve">Video lớn: để link, không đưa lên kho</w:t>
+            </w:r>
+          </w:p>
+        </w:tc>
+      </w:tr>
+      <w:tr>
+        <w:trPr>
+          <w:cantSplit/>
+        </w:trPr>
+        <w:tc>
+          <w:tcPr>
+            <w:tcW w:type="dxa" w:w="3000"/>
+            <w:tcBorders>
+              <w:top w:val="single" w:color="BFBFBF" w:sz="4"/>
+              <w:left w:val="single" w:color="BFBFBF" w:sz="4"/>
+              <w:bottom w:val="single" w:color="BFBFBF" w:sz="4"/>
+              <w:right w:val="single" w:color="BFBFBF" w:sz="4"/>
+            </w:tcBorders>
+            <w:tcMar>
+              <w:top w:type="dxa" w:w="40"/>
+              <w:left w:type="dxa" w:w="80"/>
+              <w:bottom w:type="dxa" w:w="40"/>
+              <w:right w:type="dxa" w:w="80"/>
+            </w:tcMar>
+          </w:tcPr>
+          <w:p>
+            <w:pPr>
+              <w:spacing w:after="20"/>
+            </w:pPr>
+            <w:r>
+              <w:rPr>
+                <w:sz w:val="18"/>
+                <w:szCs w:val="18"/>
+              </w:rPr>
+              <w:t xml:space="preserve">Danh mục linh kiện, ảnh bộ kit</w:t>
+            </w:r>
+          </w:p>
+        </w:tc>
+        <w:tc>
+          <w:tcPr>
+            <w:tcW w:type="dxa" w:w="3700"/>
+            <w:tcBorders>
+              <w:top w:val="single" w:color="BFBFBF" w:sz="4"/>
+              <w:left w:val="single" w:color="BFBFBF" w:sz="4"/>
+              <w:bottom w:val="single" w:color="BFBFBF" w:sz="4"/>
+              <w:right w:val="single" w:color="BFBFBF" w:sz="4"/>
+            </w:tcBorders>
+            <w:tcMar>
+              <w:top w:type="dxa" w:w="40"/>
+              <w:left w:type="dxa" w:w="80"/>
+              <w:bottom w:type="dxa" w:w="40"/>
+              <w:right w:type="dxa" w:w="80"/>
+            </w:tcMar>
+          </w:tcPr>
+          <w:p>
+            <w:pPr>
+              <w:spacing w:after="20"/>
+            </w:pPr>
+            <w:r>
+              <w:rPr>
+                <w:rFonts w:ascii="Courier New" w:cs="Courier New" w:eastAsia="Courier New" w:hAnsi="Courier New"/>
+                <w:sz w:val="16"/>
+                <w:szCs w:val="16"/>
+                <w:shd w:fill="EEEEEE" w:color="auto" w:val="clear"/>
+              </w:rPr>
+              <w:t xml:space="preserve">documentation/hardware/</w:t>
+            </w:r>
+          </w:p>
+        </w:tc>
+        <w:tc>
+          <w:tcPr>
+            <w:tcW w:type="dxa" w:w="2938"/>
+            <w:tcBorders>
+              <w:top w:val="single" w:color="BFBFBF" w:sz="4"/>
+              <w:left w:val="single" w:color="BFBFBF" w:sz="4"/>
+              <w:bottom w:val="single" w:color="BFBFBF" w:sz="4"/>
+              <w:right w:val="single" w:color="BFBFBF" w:sz="4"/>
+            </w:tcBorders>
+            <w:tcMar>
+              <w:top w:type="dxa" w:w="40"/>
+              <w:left w:type="dxa" w:w="80"/>
+              <w:bottom w:type="dxa" w:w="40"/>
+              <w:right w:type="dxa" w:w="80"/>
+            </w:tcMar>
+          </w:tcPr>
+          <w:p>
+            <w:pPr>
+              <w:spacing w:after="20"/>
+            </w:pPr>
+            <w:r>
+              <w:rPr>
+                <w:sz w:val="18"/>
+                <w:szCs w:val="18"/>
+              </w:rPr>
+              <w:t xml:space="preserve"/>
+            </w:r>
+          </w:p>
+        </w:tc>
+      </w:tr>
+      <w:tr>
+        <w:trPr>
+          <w:cantSplit/>
+        </w:trPr>
+        <w:tc>
+          <w:tcPr>
+            <w:tcW w:type="dxa" w:w="3000"/>
+            <w:tcBorders>
+              <w:top w:val="single" w:color="BFBFBF" w:sz="4"/>
+              <w:left w:val="single" w:color="BFBFBF" w:sz="4"/>
+              <w:bottom w:val="single" w:color="BFBFBF" w:sz="4"/>
+              <w:right w:val="single" w:color="BFBFBF" w:sz="4"/>
+            </w:tcBorders>
+            <w:tcMar>
+              <w:top w:type="dxa" w:w="40"/>
+              <w:left w:type="dxa" w:w="80"/>
+              <w:bottom w:type="dxa" w:w="40"/>
+              <w:right w:type="dxa" w:w="80"/>
+            </w:tcMar>
+          </w:tcPr>
+          <w:p>
+            <w:pPr>
+              <w:spacing w:after="20"/>
+            </w:pPr>
+            <w:r>
+              <w:rPr>
+                <w:sz w:val="18"/>
+                <w:szCs w:val="18"/>
+              </w:rPr>
+              <w:t xml:space="preserve">Phân vai, hạn nộp</w:t>
+            </w:r>
+          </w:p>
+        </w:tc>
+        <w:tc>
+          <w:tcPr>
+            <w:tcW w:type="dxa" w:w="3700"/>
+            <w:tcBorders>
+              <w:top w:val="single" w:color="BFBFBF" w:sz="4"/>
+              <w:left w:val="single" w:color="BFBFBF" w:sz="4"/>
+              <w:bottom w:val="single" w:color="BFBFBF" w:sz="4"/>
+              <w:right w:val="single" w:color="BFBFBF" w:sz="4"/>
+            </w:tcBorders>
+            <w:tcMar>
+              <w:top w:type="dxa" w:w="40"/>
+              <w:left w:type="dxa" w:w="80"/>
+              <w:bottom w:type="dxa" w:w="40"/>
+              <w:right w:type="dxa" w:w="80"/>
+            </w:tcMar>
+          </w:tcPr>
+          <w:p>
+            <w:pPr>
+              <w:spacing w:after="20"/>
+            </w:pPr>
+            <w:r>
+              <w:rPr>
+                <w:rFonts w:ascii="Courier New" w:cs="Courier New" w:eastAsia="Courier New" w:hAnsi="Courier New"/>
+                <w:sz w:val="16"/>
+                <w:szCs w:val="16"/>
+                <w:shd w:fill="EEEEEE" w:color="auto" w:val="clear"/>
+              </w:rPr>
+              <w:t xml:space="preserve">documentation/team/</w:t>
+            </w:r>
+          </w:p>
+        </w:tc>
+        <w:tc>
+          <w:tcPr>
+            <w:tcW w:type="dxa" w:w="2938"/>
+            <w:tcBorders>
+              <w:top w:val="single" w:color="BFBFBF" w:sz="4"/>
+              <w:left w:val="single" w:color="BFBFBF" w:sz="4"/>
+              <w:bottom w:val="single" w:color="BFBFBF" w:sz="4"/>
+              <w:right w:val="single" w:color="BFBFBF" w:sz="4"/>
+            </w:tcBorders>
+            <w:tcMar>
+              <w:top w:type="dxa" w:w="40"/>
+              <w:left w:type="dxa" w:w="80"/>
+              <w:bottom w:type="dxa" w:w="40"/>
+              <w:right w:type="dxa" w:w="80"/>
+            </w:tcMar>
+          </w:tcPr>
+          <w:p>
+            <w:pPr>
+              <w:spacing w:after="20"/>
+            </w:pPr>
+            <w:r>
+              <w:rPr>
+                <w:sz w:val="18"/>
+                <w:szCs w:val="18"/>
+              </w:rPr>
+              <w:t xml:space="preserve"/>
+            </w:r>
+          </w:p>
+        </w:tc>
+      </w:tr>
+      <w:tr>
+        <w:trPr>
+          <w:cantSplit/>
+        </w:trPr>
+        <w:tc>
+          <w:tcPr>
+            <w:tcW w:type="dxa" w:w="3000"/>
+            <w:tcBorders>
+              <w:top w:val="single" w:color="BFBFBF" w:sz="4"/>
+              <w:left w:val="single" w:color="BFBFBF" w:sz="4"/>
+              <w:bottom w:val="single" w:color="BFBFBF" w:sz="4"/>
+              <w:right w:val="single" w:color="BFBFBF" w:sz="4"/>
+            </w:tcBorders>
+            <w:tcMar>
+              <w:top w:type="dxa" w:w="40"/>
+              <w:left w:type="dxa" w:w="80"/>
+              <w:bottom w:type="dxa" w:w="40"/>
+              <w:right w:type="dxa" w:w="80"/>
+            </w:tcMar>
+          </w:tcPr>
+          <w:p>
+            <w:pPr>
+              <w:spacing w:after="20"/>
+            </w:pPr>
+            <w:r>
+              <w:rPr>
+                <w:sz w:val="18"/>
+                <w:szCs w:val="18"/>
+              </w:rPr>
+              <w:t xml:space="preserve">Bảng kết quả kiểm thử</w:t>
+            </w:r>
+          </w:p>
+        </w:tc>
+        <w:tc>
+          <w:tcPr>
+            <w:tcW w:type="dxa" w:w="3700"/>
+            <w:tcBorders>
+              <w:top w:val="single" w:color="BFBFBF" w:sz="4"/>
+              <w:left w:val="single" w:color="BFBFBF" w:sz="4"/>
+              <w:bottom w:val="single" w:color="BFBFBF" w:sz="4"/>
+              <w:right w:val="single" w:color="BFBFBF" w:sz="4"/>
+            </w:tcBorders>
+            <w:tcMar>
+              <w:top w:type="dxa" w:w="40"/>
+              <w:left w:type="dxa" w:w="80"/>
+              <w:bottom w:type="dxa" w:w="40"/>
+              <w:right w:type="dxa" w:w="80"/>
+            </w:tcMar>
+          </w:tcPr>
+          <w:p>
+            <w:pPr>
+              <w:spacing w:after="20"/>
+            </w:pPr>
+            <w:r>
+              <w:rPr>
+                <w:rFonts w:ascii="Courier New" w:cs="Courier New" w:eastAsia="Courier New" w:hAnsi="Courier New"/>
+                <w:sz w:val="16"/>
+                <w:szCs w:val="16"/>
+                <w:shd w:fill="EEEEEE" w:color="auto" w:val="clear"/>
+              </w:rPr>
+              <w:t xml:space="preserve">tests/phaseN/results.md</w:t>
+            </w:r>
+          </w:p>
+        </w:tc>
+        <w:tc>
+          <w:tcPr>
+            <w:tcW w:type="dxa" w:w="2938"/>
+            <w:tcBorders>
+              <w:top w:val="single" w:color="BFBFBF" w:sz="4"/>
+              <w:left w:val="single" w:color="BFBFBF" w:sz="4"/>
+              <w:bottom w:val="single" w:color="BFBFBF" w:sz="4"/>
+              <w:right w:val="single" w:color="BFBFBF" w:sz="4"/>
+            </w:tcBorders>
+            <w:tcMar>
+              <w:top w:type="dxa" w:w="40"/>
+              <w:left w:type="dxa" w:w="80"/>
+              <w:bottom w:type="dxa" w:w="40"/>
+              <w:right w:type="dxa" w:w="80"/>
+            </w:tcMar>
+          </w:tcPr>
+          <w:p>
+            <w:pPr>
+              <w:spacing w:after="20"/>
+            </w:pPr>
+            <w:r>
+              <w:rPr>
+                <w:sz w:val="18"/>
+                <w:szCs w:val="18"/>
+              </w:rPr>
+              <w:t xml:space="preserve">Cập nhật cùng lúc với bằng chứng</w:t>
+            </w:r>
+          </w:p>
+        </w:tc>
+      </w:tr>
+      <w:tr>
+        <w:trPr>
+          <w:cantSplit/>
+        </w:trPr>
+        <w:tc>
+          <w:tcPr>
+            <w:tcW w:type="dxa" w:w="3000"/>
+            <w:tcBorders>
+              <w:top w:val="single" w:color="BFBFBF" w:sz="4"/>
+              <w:left w:val="single" w:color="BFBFBF" w:sz="4"/>
+              <w:bottom w:val="single" w:color="BFBFBF" w:sz="4"/>
+              <w:right w:val="single" w:color="BFBFBF" w:sz="4"/>
+            </w:tcBorders>
+            <w:tcMar>
+              <w:top w:type="dxa" w:w="40"/>
+              <w:left w:type="dxa" w:w="80"/>
+              <w:bottom w:type="dxa" w:w="40"/>
+              <w:right w:type="dxa" w:w="80"/>
+            </w:tcMar>
+          </w:tcPr>
+          <w:p>
+            <w:pPr>
+              <w:spacing w:after="20"/>
+            </w:pPr>
+            <w:r>
+              <w:rPr>
+                <w:sz w:val="18"/>
+                <w:szCs w:val="18"/>
+              </w:rPr>
+              <w:t xml:space="preserve">Ảnh chụp, log Serial làm bằng chứng</w:t>
+            </w:r>
+          </w:p>
+        </w:tc>
+        <w:tc>
+          <w:tcPr>
+            <w:tcW w:type="dxa" w:w="3700"/>
+            <w:tcBorders>
+              <w:top w:val="single" w:color="BFBFBF" w:sz="4"/>
+              <w:left w:val="single" w:color="BFBFBF" w:sz="4"/>
+              <w:bottom w:val="single" w:color="BFBFBF" w:sz="4"/>
+              <w:right w:val="single" w:color="BFBFBF" w:sz="4"/>
+            </w:tcBorders>
+            <w:tcMar>
+              <w:top w:type="dxa" w:w="40"/>
+              <w:left w:type="dxa" w:w="80"/>
+              <w:bottom w:type="dxa" w:w="40"/>
+              <w:right w:type="dxa" w:w="80"/>
+            </w:tcMar>
+          </w:tcPr>
+          <w:p>
+            <w:pPr>
+              <w:spacing w:after="20"/>
+            </w:pPr>
+            <w:r>
+              <w:rPr>
+                <w:rFonts w:ascii="Courier New" w:cs="Courier New" w:eastAsia="Courier New" w:hAnsi="Courier New"/>
+                <w:sz w:val="16"/>
+                <w:szCs w:val="16"/>
+                <w:shd w:fill="EEEEEE" w:color="auto" w:val="clear"/>
+              </w:rPr>
+              <w:t xml:space="preserve">tests/phaseN/evidence/</w:t>
+            </w:r>
+          </w:p>
+        </w:tc>
+        <w:tc>
+          <w:tcPr>
+            <w:tcW w:type="dxa" w:w="2938"/>
+            <w:tcBorders>
+              <w:top w:val="single" w:color="BFBFBF" w:sz="4"/>
+              <w:left w:val="single" w:color="BFBFBF" w:sz="4"/>
+              <w:bottom w:val="single" w:color="BFBFBF" w:sz="4"/>
+              <w:right w:val="single" w:color="BFBFBF" w:sz="4"/>
+            </w:tcBorders>
+            <w:tcMar>
+              <w:top w:type="dxa" w:w="40"/>
+              <w:left w:type="dxa" w:w="80"/>
+              <w:bottom w:type="dxa" w:w="40"/>
+              <w:right w:type="dxa" w:w="80"/>
+            </w:tcMar>
+          </w:tcPr>
+          <w:p>
+            <w:pPr>
+              <w:spacing w:after="20"/>
+            </w:pPr>
+            <w:r>
+              <w:rPr>
+                <w:sz w:val="18"/>
+                <w:szCs w:val="18"/>
+              </w:rPr>
+              <w:t xml:space="preserve">Tên T&lt;mã&gt;_&lt;ngày&gt;_&lt;mô tả&gt;; che mật khẩu</w:t>
+            </w:r>
+          </w:p>
+        </w:tc>
+      </w:tr>
+      <w:tr>
+        <w:trPr>
+          <w:cantSplit/>
+        </w:trPr>
+        <w:tc>
+          <w:tcPr>
+            <w:tcW w:type="dxa" w:w="3000"/>
+            <w:tcBorders>
+              <w:top w:val="single" w:color="BFBFBF" w:sz="4"/>
+              <w:left w:val="single" w:color="BFBFBF" w:sz="4"/>
+              <w:bottom w:val="single" w:color="BFBFBF" w:sz="4"/>
+              <w:right w:val="single" w:color="BFBFBF" w:sz="4"/>
+            </w:tcBorders>
+            <w:tcMar>
+              <w:top w:type="dxa" w:w="40"/>
+              <w:left w:type="dxa" w:w="80"/>
+              <w:bottom w:type="dxa" w:w="40"/>
+              <w:right w:type="dxa" w:w="80"/>
+            </w:tcMar>
+          </w:tcPr>
+          <w:p>
+            <w:pPr>
+              <w:spacing w:after="20"/>
+            </w:pPr>
+            <w:r>
+              <w:rPr>
+                <w:sz w:val="18"/>
+                <w:szCs w:val="18"/>
+              </w:rPr>
+              <w:t xml:space="preserve">Tin MQTT mẫu, script giả ESP32</w:t>
+            </w:r>
+          </w:p>
+        </w:tc>
+        <w:tc>
+          <w:tcPr>
+            <w:tcW w:type="dxa" w:w="3700"/>
+            <w:tcBorders>
+              <w:top w:val="single" w:color="BFBFBF" w:sz="4"/>
+              <w:left w:val="single" w:color="BFBFBF" w:sz="4"/>
+              <w:bottom w:val="single" w:color="BFBFBF" w:sz="4"/>
+              <w:right w:val="single" w:color="BFBFBF" w:sz="4"/>
+            </w:tcBorders>
+            <w:tcMar>
+              <w:top w:type="dxa" w:w="40"/>
+              <w:left w:type="dxa" w:w="80"/>
+              <w:bottom w:type="dxa" w:w="40"/>
+              <w:right w:type="dxa" w:w="80"/>
+            </w:tcMar>
+          </w:tcPr>
+          <w:p>
+            <w:pPr>
+              <w:spacing w:after="20"/>
+            </w:pPr>
+            <w:r>
+              <w:rPr>
+                <w:rFonts w:ascii="Courier New" w:cs="Courier New" w:eastAsia="Courier New" w:hAnsi="Courier New"/>
+                <w:sz w:val="16"/>
+                <w:szCs w:val="16"/>
+                <w:shd w:fill="EEEEEE" w:color="auto" w:val="clear"/>
+              </w:rPr>
+              <w:t xml:space="preserve">tools/</w:t>
+            </w:r>
+          </w:p>
+        </w:tc>
+        <w:tc>
+          <w:tcPr>
+            <w:tcW w:type="dxa" w:w="2938"/>
+            <w:tcBorders>
+              <w:top w:val="single" w:color="BFBFBF" w:sz="4"/>
+              <w:left w:val="single" w:color="BFBFBF" w:sz="4"/>
+              <w:bottom w:val="single" w:color="BFBFBF" w:sz="4"/>
+              <w:right w:val="single" w:color="BFBFBF" w:sz="4"/>
+            </w:tcBorders>
+            <w:tcMar>
+              <w:top w:type="dxa" w:w="40"/>
+              <w:left w:type="dxa" w:w="80"/>
+              <w:bottom w:type="dxa" w:w="40"/>
+              <w:right w:type="dxa" w:w="80"/>
+            </w:tcMar>
+          </w:tcPr>
+          <w:p>
+            <w:pPr>
+              <w:spacing w:after="20"/>
+            </w:pPr>
+            <w:r>
+              <w:rPr>
+                <w:sz w:val="18"/>
+                <w:szCs w:val="18"/>
+              </w:rPr>
+              <w:t xml:space="preserve"/>
+            </w:r>
+          </w:p>
+        </w:tc>
+      </w:tr>
+      <w:tr>
+        <w:trPr>
+          <w:cantSplit/>
+        </w:trPr>
+        <w:tc>
+          <w:tcPr>
+            <w:tcW w:type="dxa" w:w="3000"/>
+            <w:tcBorders>
+              <w:top w:val="single" w:color="BFBFBF" w:sz="4"/>
+              <w:left w:val="single" w:color="BFBFBF" w:sz="4"/>
+              <w:bottom w:val="single" w:color="BFBFBF" w:sz="4"/>
+              <w:right w:val="single" w:color="BFBFBF" w:sz="4"/>
+            </w:tcBorders>
+            <w:tcMar>
+              <w:top w:type="dxa" w:w="40"/>
+              <w:left w:type="dxa" w:w="80"/>
+              <w:bottom w:type="dxa" w:w="40"/>
+              <w:right w:type="dxa" w:w="80"/>
+            </w:tcMar>
+          </w:tcPr>
+          <w:p>
+            <w:pPr>
+              <w:spacing w:after="20"/>
+            </w:pPr>
+            <w:r>
+              <w:rPr>
+                <w:sz w:val="18"/>
+                <w:szCs w:val="18"/>
+              </w:rPr>
+              <w:t xml:space="preserve">Telegram, vỏ hộp, lịch sử, OTA</w:t>
+            </w:r>
+          </w:p>
+        </w:tc>
+        <w:tc>
+          <w:tcPr>
+            <w:tcW w:type="dxa" w:w="3700"/>
+            <w:tcBorders>
+              <w:top w:val="single" w:color="BFBFBF" w:sz="4"/>
+              <w:left w:val="single" w:color="BFBFBF" w:sz="4"/>
+              <w:bottom w:val="single" w:color="BFBFBF" w:sz="4"/>
+              <w:right w:val="single" w:color="BFBFBF" w:sz="4"/>
+            </w:tcBorders>
+            <w:tcMar>
+              <w:top w:type="dxa" w:w="40"/>
+              <w:left w:type="dxa" w:w="80"/>
+              <w:bottom w:type="dxa" w:w="40"/>
+              <w:right w:type="dxa" w:w="80"/>
+            </w:tcMar>
+          </w:tcPr>
+          <w:p>
+            <w:pPr>
+              <w:spacing w:after="20"/>
+            </w:pPr>
+            <w:r>
+              <w:rPr>
+                <w:rFonts w:ascii="Courier New" w:cs="Courier New" w:eastAsia="Courier New" w:hAnsi="Courier New"/>
+                <w:sz w:val="16"/>
+                <w:szCs w:val="16"/>
+                <w:shd w:fill="EEEEEE" w:color="auto" w:val="clear"/>
+              </w:rPr>
+              <w:t xml:space="preserve">extensions/&lt;tên&gt;/</w:t>
+            </w:r>
+          </w:p>
+        </w:tc>
+        <w:tc>
+          <w:tcPr>
+            <w:tcW w:type="dxa" w:w="2938"/>
+            <w:tcBorders>
+              <w:top w:val="single" w:color="BFBFBF" w:sz="4"/>
+              <w:left w:val="single" w:color="BFBFBF" w:sz="4"/>
+              <w:bottom w:val="single" w:color="BFBFBF" w:sz="4"/>
+              <w:right w:val="single" w:color="BFBFBF" w:sz="4"/>
+            </w:tcBorders>
+            <w:tcMar>
+              <w:top w:type="dxa" w:w="40"/>
+              <w:left w:type="dxa" w:w="80"/>
+              <w:bottom w:type="dxa" w:w="40"/>
+              <w:right w:type="dxa" w:w="80"/>
+            </w:tcMar>
+          </w:tcPr>
+          <w:p>
+            <w:pPr>
+              <w:spacing w:after="20"/>
+            </w:pPr>
+            <w:r>
+              <w:rPr>
+                <w:sz w:val="18"/>
+                <w:szCs w:val="18"/>
+              </w:rPr>
+              <w:t xml:space="preserve">Token Telegram không commit</w:t>
+            </w:r>
+          </w:p>
+        </w:tc>
+      </w:tr>
+    </w:tbl>
+    <w:p>
+      <w:pPr>
+        <w:spacing w:after="60"/>
+      </w:pPr>
+    </w:p>
+    <w:p>
+      <w:pPr>
+        <w:pStyle w:val="Heading3"/>
+      </w:pPr>
+      <w:r>
+        <w:t xml:space="preserve">Nhắc nhở bắt buộc cho AI/agent về việc lưu tệp</w:t>
+      </w:r>
+    </w:p>
+    <w:p>
+      <w:pPr>
+        <w:pBdr>
+          <w:left w:val="single" w:color="2F75B5" w:sz="18" w:space="6"/>
+        </w:pBdr>
+        <w:shd w:fill="EAF2FB" w:color="auto" w:val="clear"/>
+        <w:spacing w:after="120" w:before="60"/>
+        <w:ind w:left="140" w:right="60"/>
+      </w:pPr>
+      <w:r>
+        <w:rPr>
+          <w:b/>
+          <w:bCs/>
+          <w:color w:val="2F75B5"/>
+        </w:rPr>
+        <w:t xml:space="preserve">Quy tắc: </w:t>
+      </w:r>
+      <w:r>
+        <w:t xml:space="preserve">mỗi tệp mới có liên quan đến dự án phải có nơi lưu trong kho. AI/agent không được để tệp chỉ nằm trong cuộc trò chuyện.</w:t>
+      </w:r>
+    </w:p>
+    <w:p>
+      <w:pPr>
+        <w:pStyle w:val="ListParagraph"/>
+        <w:numPr>
+          <w:ilvl w:val="0"/>
+          <w:numId w:val="2"/>
+        </w:numPr>
+        <w:spacing w:after="50"/>
+      </w:pPr>
+      <w:r>
+        <w:rPr>
+          <w:b/>
+          <w:bCs/>
+        </w:rPr>
+        <w:t xml:space="preserve">Mỗi khi tạo hoặc sửa một tệp liên quan</w:t>
+      </w:r>
+      <w:r>
+        <w:t xml:space="preserve"> (code, web, sơ đồ, bảng, hướng dẫn, kết quả kiểm thử, báo cáo), ghi rõ ngay trong câu trả lời: đường dẫn đích trong kho (ví dụ firmware/tests/test_servo/test_servo.ino) và đường dẫn đầy đủ trên máy (ví dụ F:\IoT\smart-fish-tank\smart-fish-tank\firmware\tests\test_servo\test_servo.ino).</w:t>
+      </w:r>
+    </w:p>
+    <w:p>
+      <w:pPr>
+        <w:pStyle w:val="ListParagraph"/>
+        <w:numPr>
+          <w:ilvl w:val="0"/>
+          <w:numId w:val="2"/>
+        </w:numPr>
+        <w:spacing w:after="50"/>
+      </w:pPr>
+      <w:r>
+        <w:rPr>
+          <w:b/>
+          <w:bCs/>
+        </w:rPr>
+        <w:t xml:space="preserve">Cách lưu:</w:t>
+      </w:r>
+      <w:r>
+        <w:t xml:space="preserve"> nếu agent có công cụ git hoặc quyền ghi vào kho thì đặt tệp vào đúng thư mục rồi commit và push theo mẫu bên dưới. Nếu không có, nhắc nhóm sao chép tệp vào đúng thư mục trên máy rồi commit. Chưa coi tệp là đã lưu cho đến khi nhóm xác nhận đã commit.</w:t>
+      </w:r>
+    </w:p>
+    <w:p>
+      <w:pPr>
+        <w:pStyle w:val="ListParagraph"/>
+        <w:numPr>
+          <w:ilvl w:val="0"/>
+          <w:numId w:val="2"/>
+        </w:numPr>
+        <w:spacing w:after="50"/>
+      </w:pPr>
+      <w:r>
+        <w:rPr>
+          <w:b/>
+          <w:bCs/>
+        </w:rPr>
+        <w:t xml:space="preserve">Chưa có chỗ phù hợp trong cây thư mục:</w:t>
+      </w:r>
+      <w:r>
+        <w:t xml:space="preserve"> đề xuất thư mục mới, được nhóm đồng ý thì cập nhật cây ở mục này và README.md của kho trước khi lưu.</w:t>
+      </w:r>
+    </w:p>
+    <w:p>
+      <w:pPr>
+        <w:pStyle w:val="ListParagraph"/>
+        <w:numPr>
+          <w:ilvl w:val="0"/>
+          <w:numId w:val="2"/>
+        </w:numPr>
+        <w:spacing w:after="50"/>
+      </w:pPr>
+      <w:r>
+        <w:rPr>
+          <w:b/>
+          <w:bCs/>
+        </w:rPr>
+        <w:t xml:space="preserve">Sau mỗi bài kiểm thử hoặc giai đoạn:</w:t>
+      </w:r>
+      <w:r>
+        <w:t xml:space="preserve"> nhắc nhóm cập nhật tests/phaseN/results.md và thêm ảnh hoặc log vào tests/phaseN/evidence/.</w:t>
+      </w:r>
+    </w:p>
+    <w:p>
+      <w:pPr>
+        <w:pStyle w:val="ListParagraph"/>
+        <w:numPr>
+          <w:ilvl w:val="0"/>
+          <w:numId w:val="2"/>
+        </w:numPr>
+        <w:spacing w:after="50"/>
+      </w:pPr>
+      <w:r>
+        <w:rPr>
+          <w:b/>
+          <w:bCs/>
+        </w:rPr>
+        <w:t xml:space="preserve">Khi sửa mục E hoặc nội dung kế hoạch:</w:t>
+      </w:r>
+      <w:r>
+        <w:t xml:space="preserve"> nhắc thay bản IoT-fish-tank-plan.docx trong documentation/, ghi thêm dòng ở mục H5, và sửa code, web cho khớp.</w:t>
+      </w:r>
+    </w:p>
+    <w:p>
+      <w:pPr>
+        <w:pStyle w:val="ListParagraph"/>
+        <w:numPr>
+          <w:ilvl w:val="0"/>
+          <w:numId w:val="2"/>
+        </w:numPr>
+        <w:spacing w:after="50"/>
+      </w:pPr>
+      <w:r>
+        <w:rPr>
+          <w:b/>
+          <w:bCs/>
+        </w:rPr>
+        <w:t xml:space="preserve">Trước khi commit, kiểm tra bí mật:</w:t>
+      </w:r>
+      <w:r>
+        <w:t xml:space="preserve"> không có secrets.h, mật khẩu WiFi hoặc EMQX, token Telegram, API key; các tệp .ino thử đã xóa mật khẩu điền tạm (ví dụ test4_emqx.ino). Lệnh git status không được liệt kê secrets.h. Lỡ commit bí mật thì đổi mật khẩu ngay, vì lịch sử vẫn lưu.</w:t>
+      </w:r>
+    </w:p>
+    <w:p>
+      <w:pPr>
+        <w:pStyle w:val="ListParagraph"/>
+        <w:numPr>
+          <w:ilvl w:val="0"/>
+          <w:numId w:val="2"/>
+        </w:numPr>
+        <w:spacing w:after="50"/>
+      </w:pPr>
+      <w:r>
+        <w:rPr>
+          <w:b/>
+          <w:bCs/>
+        </w:rPr>
+        <w:t xml:space="preserve">Không đưa lên kho</w:t>
+      </w:r>
+      <w:r>
+        <w:t xml:space="preserve"> tệp lớn (video demo, ảnh hoặc video dung lượng cao): lưu ở nơi khác và ghi link vào tài liệu.</w:t>
+      </w:r>
+    </w:p>
+    <w:p>
+      <w:pPr>
+        <w:pStyle w:val="ListParagraph"/>
+        <w:numPr>
+          <w:ilvl w:val="0"/>
+          <w:numId w:val="2"/>
+        </w:numPr>
+        <w:spacing w:after="50"/>
+      </w:pPr>
+      <w:r>
+        <w:rPr>
+          <w:b/>
+          <w:bCs/>
+        </w:rPr>
+        <w:t xml:space="preserve">Mật khẩu và token</w:t>
+      </w:r>
+      <w:r>
+        <w:t xml:space="preserve"> không gửi qua cuộc trò chuyện với AI; nhóm chỉ nhập tại máy của mình.</w:t>
+      </w:r>
+    </w:p>
+    <w:p>
+      <w:pPr>
+        <w:pStyle w:val="ListParagraph"/>
+        <w:numPr>
+          <w:ilvl w:val="0"/>
+          <w:numId w:val="2"/>
+        </w:numPr>
+        <w:spacing w:after="50"/>
+      </w:pPr>
+      <w:r>
+        <w:rPr>
+          <w:b/>
+          <w:bCs/>
+        </w:rPr>
+        <w:t xml:space="preserve">An toàn khi dùng git:</w:t>
+      </w:r>
+      <w:r>
+        <w:t xml:space="preserve"> không dùng git push --force hay xóa lịch sử nếu nhóm chưa đồng ý; chạy git pull trước khi commit để tránh đè lên thay đổi của thành viên khác.</w:t>
+      </w:r>
+    </w:p>
+    <w:p>
+      <w:pPr>
+        <w:pStyle w:val="Heading3"/>
+      </w:pPr>
+      <w:r>
+        <w:t xml:space="preserve">Lệnh git mẫu (chạy trên máy của nhóm)</w:t>
+      </w:r>
+    </w:p>
+    <w:p>
+      <w:pPr>
+        <w:shd w:fill="F3F3F3" w:color="auto" w:val="clear"/>
+        <w:spacing w:after="0" w:line="232"/>
+        <w:ind w:left="120"/>
+      </w:pPr>
+      <w:r>
+        <w:rPr>
+          <w:rFonts w:ascii="Courier New" w:cs="Courier New" w:eastAsia="Courier New" w:hAnsi="Courier New"/>
+          <w:sz w:val="17"/>
+          <w:szCs w:val="17"/>
+        </w:rPr>
+        <w:t xml:space="preserve">cd /d F:\IoT\smart-fish-tank\smart-fish-tank</w:t>
+      </w:r>
+    </w:p>
+    <w:p>
+      <w:pPr>
+        <w:shd w:fill="F3F3F3" w:color="auto" w:val="clear"/>
+        <w:spacing w:after="0" w:line="232"/>
+        <w:ind w:left="120"/>
+      </w:pPr>
+      <w:r>
+        <w:rPr>
+          <w:rFonts w:ascii="Courier New" w:cs="Courier New" w:eastAsia="Courier New" w:hAnsi="Courier New"/>
+          <w:sz w:val="17"/>
+          <w:szCs w:val="17"/>
+        </w:rPr>
+        <w:t xml:space="preserve">git pull</w:t>
+      </w:r>
+    </w:p>
+    <w:p>
+      <w:pPr>
+        <w:shd w:fill="F3F3F3" w:color="auto" w:val="clear"/>
+        <w:spacing w:after="0" w:line="232"/>
+        <w:ind w:left="120"/>
+      </w:pPr>
+      <w:r>
+        <w:rPr>
+          <w:rFonts w:ascii="Courier New" w:cs="Courier New" w:eastAsia="Courier New" w:hAnsi="Courier New"/>
+          <w:sz w:val="17"/>
+          <w:szCs w:val="17"/>
+        </w:rPr>
+        <w:t xml:space="preserve">git status</w:t>
+      </w:r>
+    </w:p>
+    <w:p>
+      <w:pPr>
+        <w:shd w:fill="F3F3F3" w:color="auto" w:val="clear"/>
+        <w:spacing w:after="0" w:line="232"/>
+        <w:ind w:left="120"/>
+      </w:pPr>
+      <w:r>
+        <w:rPr>
+          <w:rFonts w:ascii="Courier New" w:cs="Courier New" w:eastAsia="Courier New" w:hAnsi="Courier New"/>
+          <w:sz w:val="17"/>
+          <w:szCs w:val="17"/>
+        </w:rPr>
+        <w:t xml:space="preserve">git add .</w:t>
+      </w:r>
+    </w:p>
+    <w:p>
+      <w:pPr>
+        <w:shd w:fill="F3F3F3" w:color="auto" w:val="clear"/>
+        <w:spacing w:after="0" w:line="232"/>
+        <w:ind w:left="120"/>
+      </w:pPr>
+      <w:r>
+        <w:rPr>
+          <w:rFonts w:ascii="Courier New" w:cs="Courier New" w:eastAsia="Courier New" w:hAnsi="Courier New"/>
+          <w:sz w:val="17"/>
+          <w:szCs w:val="17"/>
+        </w:rPr>
+        <w:t xml:space="preserve">git commit -m "firmware: thêm bài thử servo"</w:t>
+      </w:r>
+    </w:p>
+    <w:p>
+      <w:pPr>
+        <w:shd w:fill="F3F3F3" w:color="auto" w:val="clear"/>
+        <w:spacing w:after="0" w:line="232"/>
+        <w:ind w:left="120"/>
+      </w:pPr>
+      <w:r>
+        <w:rPr>
+          <w:rFonts w:ascii="Courier New" w:cs="Courier New" w:eastAsia="Courier New" w:hAnsi="Courier New"/>
+          <w:sz w:val="17"/>
+          <w:szCs w:val="17"/>
+        </w:rPr>
+        <w:t xml:space="preserve">git push</w:t>
+      </w:r>
+    </w:p>
+    <w:p>
+      <w:pPr>
+        <w:shd w:fill="F3F3F3" w:color="auto" w:val="clear"/>
+        <w:spacing w:after="0" w:line="232"/>
+        <w:ind w:left="120"/>
+      </w:pPr>
+      <w:r>
+        <w:rPr>
+          <w:rFonts w:ascii="Courier New" w:cs="Courier New" w:eastAsia="Courier New" w:hAnsi="Courier New"/>
+          <w:sz w:val="17"/>
+          <w:szCs w:val="17"/>
+        </w:rPr>
+        <w:t xml:space="preserve"> </w:t>
+      </w:r>
+    </w:p>
+    <w:p>
+      <w:pPr>
+        <w:shd w:fill="F3F3F3" w:color="auto" w:val="clear"/>
+        <w:spacing w:after="0" w:line="232"/>
+        <w:ind w:left="120"/>
+      </w:pPr>
+      <w:r>
+        <w:rPr>
+          <w:rFonts w:ascii="Courier New" w:cs="Courier New" w:eastAsia="Courier New" w:hAnsi="Courier New"/>
+          <w:sz w:val="17"/>
+          <w:szCs w:val="17"/>
+        </w:rPr>
+        <w:t xml:space="preserve"># Máy mới, lần đầu:</w:t>
+      </w:r>
+    </w:p>
+    <w:p>
+      <w:pPr>
+        <w:shd w:fill="F3F3F3" w:color="auto" w:val="clear"/>
+        <w:spacing w:after="0" w:line="232"/>
+        <w:ind w:left="120"/>
+      </w:pPr>
+      <w:r>
+        <w:rPr>
+          <w:rFonts w:ascii="Courier New" w:cs="Courier New" w:eastAsia="Courier New" w:hAnsi="Courier New"/>
+          <w:sz w:val="17"/>
+          <w:szCs w:val="17"/>
+        </w:rPr>
+        <w:t xml:space="preserve">git clone https://github.com/hopbutbear-nam/smart-fish-tank.git</w:t>
+      </w:r>
+    </w:p>
+    <w:p>
+      <w:pPr>
+        <w:spacing w:after="60"/>
+      </w:pPr>
+    </w:p>
+    <w:p>
+      <w:pPr>
+        <w:spacing w:after="100"/>
+      </w:pPr>
+      <w:r>
+        <w:t xml:space="preserve">Nội dung commit theo mẫu "&lt;phần&gt;: &lt;việc đã làm&gt;", phần là một trong: firmware, web, tests, docs, tools, extensions. Ví dụ: </w:t>
+      </w:r>
+      <w:r>
+        <w:t xml:space="preserve">web: thêm nút cho ăn</w:t>
+      </w:r>
+      <w:r>
+        <w:t xml:space="preserve">; </w:t>
+      </w:r>
+      <w:r>
+        <w:t xml:space="preserve">tests: kết quả T1.5</w:t>
+      </w:r>
+      <w:r>
+        <w:t xml:space="preserve">. Nếu không dùng git, có thể tải tệp lên bằng giao diện web của kho: Add file → Upload files → Commit changes.</w:t>
+      </w:r>
+    </w:p>
+    <w:p>
+      <w:pPr>
+        <w:pStyle w:val="Heading1"/>
+        <w:pageBreakBefore/>
+      </w:pPr>
+      <w:r>
+        <w:t xml:space="preserve">B. Tóm tắt dự án</w:t>
+      </w:r>
+    </w:p>
+    <w:p>
+      <w:pPr>
+        <w:pStyle w:val="Heading2"/>
+      </w:pPr>
+      <w:r>
+        <w:t xml:space="preserve">B1. Thông tin cơ bản</w:t>
+      </w:r>
+    </w:p>
+    <w:tbl>
+      <w:tblPr>
+        <w:tblW w:type="dxa" w:w="9638"/>
+        <w:tblBorders>
+          <w:top w:val="single" w:color="auto" w:sz="4"/>
+          <w:left w:val="single" w:color="auto" w:sz="4"/>
+          <w:bottom w:val="single" w:color="auto" w:sz="4"/>
+          <w:right w:val="single" w:color="auto" w:sz="4"/>
+          <w:insideH w:val="single" w:color="auto" w:sz="4"/>
+          <w:insideV w:val="single" w:color="auto" w:sz="4"/>
+        </w:tblBorders>
+      </w:tblPr>
+      <w:tblGrid>
+        <w:gridCol w:w="2141"/>
+        <w:gridCol w:w="7497"/>
+      </w:tblGrid>
+      <w:tr>
+        <w:trPr>
+          <w:cantSplit/>
+          <w:tblHeader/>
+        </w:trPr>
+        <w:tc>
+          <w:tcPr>
+            <w:tcW w:type="dxa" w:w="2141"/>
+            <w:tcBorders>
+              <w:top w:val="single" w:color="BFBFBF" w:sz="4"/>
+              <w:left w:val="single" w:color="BFBFBF" w:sz="4"/>
+              <w:bottom w:val="single" w:color="BFBFBF" w:sz="4"/>
+              <w:right w:val="single" w:color="BFBFBF" w:sz="4"/>
+            </w:tcBorders>
+            <w:shd w:fill="D9E2F3" w:color="auto" w:val="clear"/>
+            <w:tcMar>
+              <w:top w:type="dxa" w:w="40"/>
+              <w:left w:type="dxa" w:w="80"/>
+              <w:bottom w:type="dxa" w:w="40"/>
+              <w:right w:type="dxa" w:w="80"/>
+            </w:tcMar>
+          </w:tcPr>
+          <w:p>
+            <w:pPr>
+              <w:spacing w:after="20"/>
+            </w:pPr>
+            <w:r>
+              <w:rPr>
+                <w:b/>
+                <w:bCs/>
+                <w:sz w:val="18"/>
+                <w:szCs w:val="18"/>
+              </w:rPr>
+              <w:t xml:space="preserve">Mục</w:t>
+            </w:r>
+          </w:p>
+        </w:tc>
+        <w:tc>
+          <w:tcPr>
+            <w:tcW w:type="dxa" w:w="7497"/>
+            <w:tcBorders>
+              <w:top w:val="single" w:color="BFBFBF" w:sz="4"/>
+              <w:left w:val="single" w:color="BFBFBF" w:sz="4"/>
+              <w:bottom w:val="single" w:color="BFBFBF" w:sz="4"/>
+              <w:right w:val="single" w:color="BFBFBF" w:sz="4"/>
+            </w:tcBorders>
+            <w:shd w:fill="D9E2F3" w:color="auto" w:val="clear"/>
+            <w:tcMar>
+              <w:top w:type="dxa" w:w="40"/>
+              <w:left w:type="dxa" w:w="80"/>
+              <w:bottom w:type="dxa" w:w="40"/>
+              <w:right w:type="dxa" w:w="80"/>
+            </w:tcMar>
+          </w:tcPr>
+          <w:p>
+            <w:pPr>
+              <w:spacing w:after="20"/>
+            </w:pPr>
+            <w:r>
+              <w:rPr>
+                <w:b/>
+                <w:bCs/>
+                <w:sz w:val="18"/>
+                <w:szCs w:val="18"/>
+              </w:rPr>
+              <w:t xml:space="preserve">Nội dung</w:t>
+            </w:r>
+          </w:p>
+        </w:tc>
+      </w:tr>
+      <w:tr>
+        <w:trPr>
+          <w:cantSplit/>
+        </w:trPr>
+        <w:tc>
+          <w:tcPr>
+            <w:tcW w:type="dxa" w:w="2141"/>
+            <w:tcBorders>
+              <w:top w:val="single" w:color="BFBFBF" w:sz="4"/>
+              <w:left w:val="single" w:color="BFBFBF" w:sz="4"/>
+              <w:bottom w:val="single" w:color="BFBFBF" w:sz="4"/>
+              <w:right w:val="single" w:color="BFBFBF" w:sz="4"/>
+            </w:tcBorders>
+            <w:tcMar>
+              <w:top w:type="dxa" w:w="40"/>
+              <w:left w:type="dxa" w:w="80"/>
+              <w:bottom w:type="dxa" w:w="40"/>
+              <w:right w:type="dxa" w:w="80"/>
+            </w:tcMar>
+          </w:tcPr>
+          <w:p>
+            <w:pPr>
+              <w:spacing w:after="20"/>
+            </w:pPr>
+            <w:r>
+              <w:rPr>
+                <w:sz w:val="18"/>
+                <w:szCs w:val="18"/>
+              </w:rPr>
+              <w:t xml:space="preserve">Tên dự án</w:t>
+            </w:r>
+          </w:p>
+        </w:tc>
+        <w:tc>
+          <w:tcPr>
+            <w:tcW w:type="dxa" w:w="7497"/>
+            <w:tcBorders>
+              <w:top w:val="single" w:color="BFBFBF" w:sz="4"/>
+              <w:left w:val="single" w:color="BFBFBF" w:sz="4"/>
+              <w:bottom w:val="single" w:color="BFBFBF" w:sz="4"/>
+              <w:right w:val="single" w:color="BFBFBF" w:sz="4"/>
+            </w:tcBorders>
+            <w:tcMar>
+              <w:top w:type="dxa" w:w="40"/>
+              <w:left w:type="dxa" w:w="80"/>
+              <w:bottom w:type="dxa" w:w="40"/>
+              <w:right w:type="dxa" w:w="80"/>
+            </w:tcMar>
+          </w:tcPr>
+          <w:p>
+            <w:pPr>
+              <w:spacing w:after="20"/>
+            </w:pPr>
+            <w:r>
+              <w:rPr>
+                <w:sz w:val="18"/>
+                <w:szCs w:val="18"/>
+              </w:rPr>
+              <w:t xml:space="preserve">Hệ thống quản lý bể cá thông minh (IoT-fish-tank)</w:t>
+            </w:r>
+          </w:p>
+        </w:tc>
+      </w:tr>
+      <w:tr>
+        <w:trPr>
+          <w:cantSplit/>
+        </w:trPr>
+        <w:tc>
+          <w:tcPr>
+            <w:tcW w:type="dxa" w:w="2141"/>
+            <w:tcBorders>
+              <w:top w:val="single" w:color="BFBFBF" w:sz="4"/>
+              <w:left w:val="single" w:color="BFBFBF" w:sz="4"/>
+              <w:bottom w:val="single" w:color="BFBFBF" w:sz="4"/>
+              <w:right w:val="single" w:color="BFBFBF" w:sz="4"/>
+            </w:tcBorders>
+            <w:tcMar>
+              <w:top w:type="dxa" w:w="40"/>
+              <w:left w:type="dxa" w:w="80"/>
+              <w:bottom w:type="dxa" w:w="40"/>
+              <w:right w:type="dxa" w:w="80"/>
+            </w:tcMar>
+          </w:tcPr>
+          <w:p>
+            <w:pPr>
+              <w:spacing w:after="20"/>
+            </w:pPr>
+            <w:r>
+              <w:rPr>
+                <w:sz w:val="18"/>
+                <w:szCs w:val="18"/>
+              </w:rPr>
+              <w:t xml:space="preserve">Loại</w:t>
+            </w:r>
+          </w:p>
+        </w:tc>
+        <w:tc>
+          <w:tcPr>
+            <w:tcW w:type="dxa" w:w="7497"/>
+            <w:tcBorders>
+              <w:top w:val="single" w:color="BFBFBF" w:sz="4"/>
+              <w:left w:val="single" w:color="BFBFBF" w:sz="4"/>
+              <w:bottom w:val="single" w:color="BFBFBF" w:sz="4"/>
+              <w:right w:val="single" w:color="BFBFBF" w:sz="4"/>
+            </w:tcBorders>
+            <w:tcMar>
+              <w:top w:type="dxa" w:w="40"/>
+              <w:left w:type="dxa" w:w="80"/>
+              <w:bottom w:type="dxa" w:w="40"/>
+              <w:right w:type="dxa" w:w="80"/>
+            </w:tcMar>
+          </w:tcPr>
+          <w:p>
+            <w:pPr>
+              <w:spacing w:after="20"/>
+            </w:pPr>
+            <w:r>
+              <w:rPr>
+                <w:sz w:val="18"/>
+                <w:szCs w:val="18"/>
+              </w:rPr>
+              <w:t xml:space="preserve">Đề tài IoT do một nhóm sinh viên thực hiện</w:t>
+            </w:r>
+          </w:p>
+        </w:tc>
+      </w:tr>
+      <w:tr>
+        <w:trPr>
+          <w:cantSplit/>
+        </w:trPr>
+        <w:tc>
+          <w:tcPr>
+            <w:tcW w:type="dxa" w:w="2141"/>
+            <w:tcBorders>
+              <w:top w:val="single" w:color="BFBFBF" w:sz="4"/>
+              <w:left w:val="single" w:color="BFBFBF" w:sz="4"/>
+              <w:bottom w:val="single" w:color="BFBFBF" w:sz="4"/>
+              <w:right w:val="single" w:color="BFBFBF" w:sz="4"/>
+            </w:tcBorders>
+            <w:tcMar>
+              <w:top w:type="dxa" w:w="40"/>
+              <w:left w:type="dxa" w:w="80"/>
+              <w:bottom w:type="dxa" w:w="40"/>
+              <w:right w:type="dxa" w:w="80"/>
+            </w:tcMar>
+          </w:tcPr>
+          <w:p>
+            <w:pPr>
+              <w:spacing w:after="20"/>
+            </w:pPr>
+            <w:r>
+              <w:rPr>
+                <w:sz w:val="18"/>
+                <w:szCs w:val="18"/>
+              </w:rPr>
+              <w:t xml:space="preserve">Mô tả ngắn</w:t>
+            </w:r>
+          </w:p>
+        </w:tc>
+        <w:tc>
+          <w:tcPr>
+            <w:tcW w:type="dxa" w:w="7497"/>
+            <w:tcBorders>
+              <w:top w:val="single" w:color="BFBFBF" w:sz="4"/>
+              <w:left w:val="single" w:color="BFBFBF" w:sz="4"/>
+              <w:bottom w:val="single" w:color="BFBFBF" w:sz="4"/>
+              <w:right w:val="single" w:color="BFBFBF" w:sz="4"/>
+            </w:tcBorders>
+            <w:tcMar>
+              <w:top w:type="dxa" w:w="40"/>
+              <w:left w:type="dxa" w:w="80"/>
+              <w:bottom w:type="dxa" w:w="40"/>
+              <w:right w:type="dxa" w:w="80"/>
+            </w:tcMar>
+          </w:tcPr>
+          <w:p>
+            <w:pPr>
+              <w:spacing w:after="20"/>
+            </w:pPr>
+            <w:r>
+              <w:rPr>
+                <w:sz w:val="18"/>
+                <w:szCs w:val="18"/>
+              </w:rPr>
+              <w:t xml:space="preserve">Bộ kit ESP32 đọc nhiệt độ, pH, độ đục, mực nước của bể cá; cho ăn bằng servo; còi cảnh báo tại chỗ; gửi dữ liệu qua WiFi lên cloud để chủ bể đi xa vẫn theo dõi và điều khiển qua web.</w:t>
+            </w:r>
+          </w:p>
+        </w:tc>
+      </w:tr>
+      <w:tr>
+        <w:trPr>
+          <w:cantSplit/>
+        </w:trPr>
+        <w:tc>
+          <w:tcPr>
+            <w:tcW w:type="dxa" w:w="2141"/>
+            <w:tcBorders>
+              <w:top w:val="single" w:color="BFBFBF" w:sz="4"/>
+              <w:left w:val="single" w:color="BFBFBF" w:sz="4"/>
+              <w:bottom w:val="single" w:color="BFBFBF" w:sz="4"/>
+              <w:right w:val="single" w:color="BFBFBF" w:sz="4"/>
+            </w:tcBorders>
+            <w:tcMar>
+              <w:top w:type="dxa" w:w="40"/>
+              <w:left w:type="dxa" w:w="80"/>
+              <w:bottom w:type="dxa" w:w="40"/>
+              <w:right w:type="dxa" w:w="80"/>
+            </w:tcMar>
+          </w:tcPr>
+          <w:p>
+            <w:pPr>
+              <w:spacing w:after="20"/>
+            </w:pPr>
+            <w:r>
+              <w:rPr>
+                <w:sz w:val="18"/>
+                <w:szCs w:val="18"/>
+              </w:rPr>
+              <w:t xml:space="preserve">Nền tảng chốt</w:t>
+            </w:r>
+          </w:p>
+        </w:tc>
+        <w:tc>
+          <w:tcPr>
+            <w:tcW w:type="dxa" w:w="7497"/>
+            <w:tcBorders>
+              <w:top w:val="single" w:color="BFBFBF" w:sz="4"/>
+              <w:left w:val="single" w:color="BFBFBF" w:sz="4"/>
+              <w:bottom w:val="single" w:color="BFBFBF" w:sz="4"/>
+              <w:right w:val="single" w:color="BFBFBF" w:sz="4"/>
+            </w:tcBorders>
+            <w:tcMar>
+              <w:top w:type="dxa" w:w="40"/>
+              <w:left w:type="dxa" w:w="80"/>
+              <w:bottom w:type="dxa" w:w="40"/>
+              <w:right w:type="dxa" w:w="80"/>
+            </w:tcMar>
+          </w:tcPr>
+          <w:p>
+            <w:pPr>
+              <w:spacing w:after="20"/>
+            </w:pPr>
+            <w:r>
+              <w:rPr>
+                <w:sz w:val="18"/>
+                <w:szCs w:val="18"/>
+              </w:rPr>
+              <w:t xml:space="preserve">ESP32 (firmware tự viết) + EMQX Cloud Serverless (MQTT) + web tĩnh (HTML/CSS/JS). Không có server backend riêng.</w:t>
+            </w:r>
+          </w:p>
+        </w:tc>
+      </w:tr>
+      <w:tr>
+        <w:trPr>
+          <w:cantSplit/>
+        </w:trPr>
+        <w:tc>
+          <w:tcPr>
+            <w:tcW w:type="dxa" w:w="2141"/>
+            <w:tcBorders>
+              <w:top w:val="single" w:color="BFBFBF" w:sz="4"/>
+              <w:left w:val="single" w:color="BFBFBF" w:sz="4"/>
+              <w:bottom w:val="single" w:color="BFBFBF" w:sz="4"/>
+              <w:right w:val="single" w:color="BFBFBF" w:sz="4"/>
+            </w:tcBorders>
+            <w:tcMar>
+              <w:top w:type="dxa" w:w="40"/>
+              <w:left w:type="dxa" w:w="80"/>
+              <w:bottom w:type="dxa" w:w="40"/>
+              <w:right w:type="dxa" w:w="80"/>
+            </w:tcMar>
+          </w:tcPr>
+          <w:p>
+            <w:pPr>
+              <w:spacing w:after="20"/>
+            </w:pPr>
+            <w:r>
+              <w:rPr>
+                <w:sz w:val="18"/>
+                <w:szCs w:val="18"/>
+              </w:rPr>
               <w:t xml:space="preserve">Mã tham khảo</w:t>
             </w:r>
           </w:p>
@@ -1521,6 +4528,141 @@
                 <w:szCs w:val="18"/>
               </w:rPr>
               <w:t xml:space="preserve">FishMaster-main.zip (dự án mã nguồn mở, chỉ để tham khảo, không dùng nguyên)</w:t>
+            </w:r>
+          </w:p>
+        </w:tc>
+      </w:tr>
+      <w:tr>
+        <w:trPr>
+          <w:cantSplit/>
+        </w:trPr>
+        <w:tc>
+          <w:tcPr>
+            <w:tcW w:type="dxa" w:w="2141"/>
+            <w:tcBorders>
+              <w:top w:val="single" w:color="BFBFBF" w:sz="4"/>
+              <w:left w:val="single" w:color="BFBFBF" w:sz="4"/>
+              <w:bottom w:val="single" w:color="BFBFBF" w:sz="4"/>
+              <w:right w:val="single" w:color="BFBFBF" w:sz="4"/>
+            </w:tcBorders>
+            <w:tcMar>
+              <w:top w:type="dxa" w:w="40"/>
+              <w:left w:type="dxa" w:w="80"/>
+              <w:bottom w:type="dxa" w:w="40"/>
+              <w:right w:type="dxa" w:w="80"/>
+            </w:tcMar>
+          </w:tcPr>
+          <w:p>
+            <w:pPr>
+              <w:spacing w:after="20"/>
+            </w:pPr>
+            <w:r>
+              <w:rPr>
+                <w:sz w:val="18"/>
+                <w:szCs w:val="18"/>
+              </w:rPr>
+              <w:t xml:space="preserve">Kho GitHub</w:t>
+            </w:r>
+          </w:p>
+        </w:tc>
+        <w:tc>
+          <w:tcPr>
+            <w:tcW w:type="dxa" w:w="7497"/>
+            <w:tcBorders>
+              <w:top w:val="single" w:color="BFBFBF" w:sz="4"/>
+              <w:left w:val="single" w:color="BFBFBF" w:sz="4"/>
+              <w:bottom w:val="single" w:color="BFBFBF" w:sz="4"/>
+              <w:right w:val="single" w:color="BFBFBF" w:sz="4"/>
+            </w:tcBorders>
+            <w:tcMar>
+              <w:top w:type="dxa" w:w="40"/>
+              <w:left w:type="dxa" w:w="80"/>
+              <w:bottom w:type="dxa" w:w="40"/>
+              <w:right w:type="dxa" w:w="80"/>
+            </w:tcMar>
+          </w:tcPr>
+          <w:p>
+            <w:pPr>
+              <w:spacing w:after="20"/>
+            </w:pPr>
+            <w:r>
+              <w:rPr>
+                <w:sz w:val="18"/>
+                <w:szCs w:val="18"/>
+              </w:rPr>
+              <w:t xml:space="preserve">https://github.com/hopbutbear-nam/smart-fish-tank</w:t>
+            </w:r>
+            <w:r>
+              <w:rPr>
+                <w:sz w:val="18"/>
+                <w:szCs w:val="18"/>
+              </w:rPr>
+              <w:t xml:space="preserve"> (công khai). Cấu trúc thư mục và quy tắc lưu tệp: mục A6.</w:t>
+            </w:r>
+          </w:p>
+        </w:tc>
+      </w:tr>
+      <w:tr>
+        <w:trPr>
+          <w:cantSplit/>
+        </w:trPr>
+        <w:tc>
+          <w:tcPr>
+            <w:tcW w:type="dxa" w:w="2141"/>
+            <w:tcBorders>
+              <w:top w:val="single" w:color="BFBFBF" w:sz="4"/>
+              <w:left w:val="single" w:color="BFBFBF" w:sz="4"/>
+              <w:bottom w:val="single" w:color="BFBFBF" w:sz="4"/>
+              <w:right w:val="single" w:color="BFBFBF" w:sz="4"/>
+            </w:tcBorders>
+            <w:tcMar>
+              <w:top w:type="dxa" w:w="40"/>
+              <w:left w:type="dxa" w:w="80"/>
+              <w:bottom w:type="dxa" w:w="40"/>
+              <w:right w:type="dxa" w:w="80"/>
+            </w:tcMar>
+          </w:tcPr>
+          <w:p>
+            <w:pPr>
+              <w:spacing w:after="20"/>
+            </w:pPr>
+            <w:r>
+              <w:rPr>
+                <w:sz w:val="18"/>
+                <w:szCs w:val="18"/>
+              </w:rPr>
+              <w:t xml:space="preserve">Thư mục kho trên máy</w:t>
+            </w:r>
+          </w:p>
+        </w:tc>
+        <w:tc>
+          <w:tcPr>
+            <w:tcW w:type="dxa" w:w="7497"/>
+            <w:tcBorders>
+              <w:top w:val="single" w:color="BFBFBF" w:sz="4"/>
+              <w:left w:val="single" w:color="BFBFBF" w:sz="4"/>
+              <w:bottom w:val="single" w:color="BFBFBF" w:sz="4"/>
+              <w:right w:val="single" w:color="BFBFBF" w:sz="4"/>
+            </w:tcBorders>
+            <w:tcMar>
+              <w:top w:type="dxa" w:w="40"/>
+              <w:left w:type="dxa" w:w="80"/>
+              <w:bottom w:type="dxa" w:w="40"/>
+              <w:right w:type="dxa" w:w="80"/>
+            </w:tcMar>
+          </w:tcPr>
+          <w:p>
+            <w:pPr>
+              <w:spacing w:after="20"/>
+            </w:pPr>
+            <w:r>
+              <w:rPr>
+                <w:rFonts w:ascii="Courier New" w:cs="Courier New" w:eastAsia="Courier New" w:hAnsi="Courier New"/>
+                <w:sz w:val="16"/>
+                <w:szCs w:val="16"/>
+                <w:shd w:fill="EEEEEE" w:color="auto" w:val="clear"/>
+              </w:rPr>
+              <w:t xml:space="preserve">F:\IoT\smart-fish-tank\smart-fish-tank</w:t>
             </w:r>
           </w:p>
         </w:tc>
@@ -15987,23 +19129,7 @@
                 <w:sz w:val="18"/>
                 <w:szCs w:val="18"/>
               </w:rPr>
-              <w:t xml:space="preserve">Tài khoản GitHub, kho </w:t>
-            </w:r>
-            <w:r>
-              <w:rPr>
-                <w:rFonts w:ascii="Courier New" w:cs="Courier New" w:eastAsia="Courier New" w:hAnsi="Courier New"/>
-                <w:sz w:val="16"/>
-                <w:szCs w:val="16"/>
-                <w:shd w:fill="EEEEEE" w:color="auto" w:val="clear"/>
-              </w:rPr>
-              <w:t xml:space="preserve">smart-fish-tank</w:t>
-            </w:r>
-            <w:r>
-              <w:rPr>
-                <w:sz w:val="18"/>
-                <w:szCs w:val="18"/>
-              </w:rPr>
-              <w:t xml:space="preserve">, mời thành viên</w:t>
+              <w:t xml:space="preserve">Tài khoản GitHub, kho smart-fish-tank, mời thành viên</w:t>
             </w:r>
           </w:p>
         </w:tc>
@@ -16032,7 +19158,7 @@
                 <w:sz w:val="18"/>
                 <w:szCs w:val="18"/>
               </w:rPr>
-              <w:t xml:space="preserve">☐ CẦN XÁC NHẬN</w:t>
+              <w:t xml:space="preserve">✔ Kho đã có; mời thành viên: CẦN XÁC NHẬN</w:t>
             </w:r>
           </w:p>
         </w:tc>
@@ -16061,7 +19187,7 @@
                 <w:sz w:val="18"/>
                 <w:szCs w:val="18"/>
               </w:rPr>
-              <w:t xml:space="preserve">Nhóm đã nói chưa biết tạo GitHub ở thời điểm trước</w:t>
+              <w:t xml:space="preserve">Link kho nhóm cung cấp ngày 29/10/2026 (mục A6). Khung thư mục đã dựng sẵn</w:t>
             </w:r>
           </w:p>
         </w:tc>
@@ -20046,6 +23172,24 @@
     </w:p>
     <w:p>
       <w:pPr>
+        <w:spacing w:after="100"/>
+      </w:pPr>
+      <w:r>
+        <w:t xml:space="preserve">Đây là bản rút gọn. Cấu trúc đầy đủ, link kho, đường dẫn trên máy và quy tắc lưu tệp: xem mục </w:t>
+      </w:r>
+      <w:r>
+        <w:rPr>
+          <w:b/>
+          <w:bCs/>
+        </w:rPr>
+        <w:t xml:space="preserve">A6</w:t>
+      </w:r>
+      <w:r>
+        <w:t xml:space="preserve">.</w:t>
+      </w:r>
+    </w:p>
+    <w:p>
+      <w:pPr>
         <w:shd w:fill="F3F3F3" w:color="auto" w:val="clear"/>
         <w:spacing w:after="0" w:line="232"/>
         <w:ind w:left="120"/>
@@ -20131,7 +23275,7 @@
           <w:sz w:val="17"/>
           <w:szCs w:val="17"/>
         </w:rPr>
-        <w:t xml:space="preserve">  README.md</w:t>
+        <w:t xml:space="preserve">  tools/           tin MQTT mẫu, công cụ hỗ trợ thử</w:t>
       </w:r>
     </w:p>
     <w:p>
@@ -20146,7 +23290,7 @@
           <w:sz w:val="17"/>
           <w:szCs w:val="17"/>
         </w:rPr>
-        <w:t xml:space="preserve"> </w:t>
+        <w:t xml:space="preserve">  extensions/      tính năng mở rộng (Giai đoạn 7)</w:t>
       </w:r>
     </w:p>
     <w:p>
@@ -20161,7 +23305,7 @@
           <w:sz w:val="17"/>
           <w:szCs w:val="17"/>
         </w:rPr>
-        <w:t xml:space="preserve"># .gitignore</w:t>
+        <w:t xml:space="preserve">  README.md</w:t>
       </w:r>
     </w:p>
     <w:p>
@@ -20176,7 +23320,7 @@
           <w:sz w:val="17"/>
           <w:szCs w:val="17"/>
         </w:rPr>
-        <w:t xml:space="preserve">secrets.h</w:t>
+        <w:t xml:space="preserve"> </w:t>
       </w:r>
     </w:p>
     <w:p>
@@ -20191,7 +23335,7 @@
           <w:sz w:val="17"/>
           <w:szCs w:val="17"/>
         </w:rPr>
-        <w:t xml:space="preserve">*.local.js</w:t>
+        <w:t xml:space="preserve"># .gitignore</w:t>
       </w:r>
     </w:p>
     <w:p>
@@ -20206,7 +23350,82 @@
           <w:sz w:val="17"/>
           <w:szCs w:val="17"/>
         </w:rPr>
+        <w:t xml:space="preserve">secrets.h</w:t>
+      </w:r>
+    </w:p>
+    <w:p>
+      <w:pPr>
+        <w:shd w:fill="F3F3F3" w:color="auto" w:val="clear"/>
+        <w:spacing w:after="0" w:line="232"/>
+        <w:ind w:left="120"/>
+      </w:pPr>
+      <w:r>
+        <w:rPr>
+          <w:rFonts w:ascii="Courier New" w:cs="Courier New" w:eastAsia="Courier New" w:hAnsi="Courier New"/>
+          <w:sz w:val="17"/>
+          <w:szCs w:val="17"/>
+        </w:rPr>
+        <w:t xml:space="preserve">*.local.js</w:t>
+      </w:r>
+    </w:p>
+    <w:p>
+      <w:pPr>
+        <w:shd w:fill="F3F3F3" w:color="auto" w:val="clear"/>
+        <w:spacing w:after="0" w:line="232"/>
+        <w:ind w:left="120"/>
+      </w:pPr>
+      <w:r>
+        <w:rPr>
+          <w:rFonts w:ascii="Courier New" w:cs="Courier New" w:eastAsia="Courier New" w:hAnsi="Courier New"/>
+          <w:sz w:val="17"/>
+          <w:szCs w:val="17"/>
+        </w:rPr>
         <w:t xml:space="preserve">*.env</w:t>
+      </w:r>
+    </w:p>
+    <w:p>
+      <w:pPr>
+        <w:shd w:fill="F3F3F3" w:color="auto" w:val="clear"/>
+        <w:spacing w:after="0" w:line="232"/>
+        <w:ind w:left="120"/>
+      </w:pPr>
+      <w:r>
+        <w:rPr>
+          <w:rFonts w:ascii="Courier New" w:cs="Courier New" w:eastAsia="Courier New" w:hAnsi="Courier New"/>
+          <w:sz w:val="17"/>
+          <w:szCs w:val="17"/>
+        </w:rPr>
+        <w:t xml:space="preserve">*.local.h</w:t>
+      </w:r>
+    </w:p>
+    <w:p>
+      <w:pPr>
+        <w:shd w:fill="F3F3F3" w:color="auto" w:val="clear"/>
+        <w:spacing w:after="0" w:line="232"/>
+        <w:ind w:left="120"/>
+      </w:pPr>
+      <w:r>
+        <w:rPr>
+          <w:rFonts w:ascii="Courier New" w:cs="Courier New" w:eastAsia="Courier New" w:hAnsi="Courier New"/>
+          <w:sz w:val="17"/>
+          <w:szCs w:val="17"/>
+        </w:rPr>
+        <w:t xml:space="preserve">.DS_Store</w:t>
+      </w:r>
+    </w:p>
+    <w:p>
+      <w:pPr>
+        <w:shd w:fill="F3F3F3" w:color="auto" w:val="clear"/>
+        <w:spacing w:after="0" w:line="232"/>
+        <w:ind w:left="120"/>
+      </w:pPr>
+      <w:r>
+        <w:rPr>
+          <w:rFonts w:ascii="Courier New" w:cs="Courier New" w:eastAsia="Courier New" w:hAnsi="Courier New"/>
+          <w:sz w:val="17"/>
+          <w:szCs w:val="17"/>
+        </w:rPr>
+        <w:t xml:space="preserve">Thumbs.db</w:t>
       </w:r>
     </w:p>
     <w:p>
@@ -37517,7 +40736,7 @@
         <w:ind w:left="360" w:hanging="360"/>
       </w:pPr>
       <w:r>
-        <w:t xml:space="preserve">☐  Tên tài khoản GitHub và tên kho; đã mời thành viên chưa.</w:t>
+        <w:t xml:space="preserve">☐  Đã mời đủ thành viên vào kho hopbutbear-nam/smart-fish-tank chưa (T0.3).</w:t>
       </w:r>
     </w:p>
     <w:p>
@@ -39972,6 +43191,127 @@
                 <w:szCs w:val="18"/>
               </w:rPr>
               <w:t xml:space="preserve">Chống ăn mòn vạch đồng</w:t>
+            </w:r>
+          </w:p>
+        </w:tc>
+      </w:tr>
+      <w:tr>
+        <w:trPr>
+          <w:cantSplit/>
+        </w:trPr>
+        <w:tc>
+          <w:tcPr>
+            <w:tcW w:type="dxa" w:w="1853"/>
+            <w:tcBorders>
+              <w:top w:val="single" w:color="BFBFBF" w:sz="4"/>
+              <w:left w:val="single" w:color="BFBFBF" w:sz="4"/>
+              <w:bottom w:val="single" w:color="BFBFBF" w:sz="4"/>
+              <w:right w:val="single" w:color="BFBFBF" w:sz="4"/>
+            </w:tcBorders>
+            <w:tcMar>
+              <w:top w:type="dxa" w:w="40"/>
+              <w:left w:type="dxa" w:w="80"/>
+              <w:bottom w:type="dxa" w:w="40"/>
+              <w:right w:type="dxa" w:w="80"/>
+            </w:tcMar>
+          </w:tcPr>
+          <w:p>
+            <w:pPr>
+              <w:spacing w:after="20"/>
+            </w:pPr>
+            <w:r>
+              <w:rPr>
+                <w:sz w:val="18"/>
+                <w:szCs w:val="18"/>
+              </w:rPr>
+              <w:t xml:space="preserve">Kho GitHub và lưu tệp</w:t>
+            </w:r>
+          </w:p>
+        </w:tc>
+        <w:tc>
+          <w:tcPr>
+            <w:tcW w:type="dxa" w:w="2224"/>
+            <w:tcBorders>
+              <w:top w:val="single" w:color="BFBFBF" w:sz="4"/>
+              <w:left w:val="single" w:color="BFBFBF" w:sz="4"/>
+              <w:bottom w:val="single" w:color="BFBFBF" w:sz="4"/>
+              <w:right w:val="single" w:color="BFBFBF" w:sz="4"/>
+            </w:tcBorders>
+            <w:tcMar>
+              <w:top w:type="dxa" w:w="40"/>
+              <w:left w:type="dxa" w:w="80"/>
+              <w:bottom w:type="dxa" w:w="40"/>
+              <w:right w:type="dxa" w:w="80"/>
+            </w:tcMar>
+          </w:tcPr>
+          <w:p>
+            <w:pPr>
+              <w:spacing w:after="20"/>
+            </w:pPr>
+            <w:r>
+              <w:rPr>
+                <w:sz w:val="18"/>
+                <w:szCs w:val="18"/>
+              </w:rPr>
+              <w:t xml:space="preserve">Cấu trúc 5 mục rút gọn, chưa có quy tắc lưu tệp</w:t>
+            </w:r>
+          </w:p>
+        </w:tc>
+        <w:tc>
+          <w:tcPr>
+            <w:tcW w:type="dxa" w:w="2780"/>
+            <w:tcBorders>
+              <w:top w:val="single" w:color="BFBFBF" w:sz="4"/>
+              <w:left w:val="single" w:color="BFBFBF" w:sz="4"/>
+              <w:bottom w:val="single" w:color="BFBFBF" w:sz="4"/>
+              <w:right w:val="single" w:color="BFBFBF" w:sz="4"/>
+            </w:tcBorders>
+            <w:tcMar>
+              <w:top w:type="dxa" w:w="40"/>
+              <w:left w:type="dxa" w:w="80"/>
+              <w:bottom w:type="dxa" w:w="40"/>
+              <w:right w:type="dxa" w:w="80"/>
+            </w:tcMar>
+          </w:tcPr>
+          <w:p>
+            <w:pPr>
+              <w:spacing w:after="20"/>
+            </w:pPr>
+            <w:r>
+              <w:rPr>
+                <w:sz w:val="18"/>
+                <w:szCs w:val="18"/>
+              </w:rPr>
+              <w:t xml:space="preserve">Cấu trúc đầy đủ, link kho, đường dẫn trên máy, quy tắc commit (mục A6)</w:t>
+            </w:r>
+          </w:p>
+        </w:tc>
+        <w:tc>
+          <w:tcPr>
+            <w:tcW w:type="dxa" w:w="2781"/>
+            <w:tcBorders>
+              <w:top w:val="single" w:color="BFBFBF" w:sz="4"/>
+              <w:left w:val="single" w:color="BFBFBF" w:sz="4"/>
+              <w:bottom w:val="single" w:color="BFBFBF" w:sz="4"/>
+              <w:right w:val="single" w:color="BFBFBF" w:sz="4"/>
+            </w:tcBorders>
+            <w:tcMar>
+              <w:top w:type="dxa" w:w="40"/>
+              <w:left w:type="dxa" w:w="80"/>
+              <w:bottom w:type="dxa" w:w="40"/>
+              <w:right w:type="dxa" w:w="80"/>
+            </w:tcMar>
+          </w:tcPr>
+          <w:p>
+            <w:pPr>
+              <w:spacing w:after="20"/>
+            </w:pPr>
+            <w:r>
+              <w:rPr>
+                <w:sz w:val="18"/>
+                <w:szCs w:val="18"/>
+              </w:rPr>
+              <w:t xml:space="preserve">Nhóm đã tạo kho và khung thư mục</w:t>
             </w:r>
           </w:p>
         </w:tc>
